--- a/2026/Рабочая тетрадь 2.docx
+++ b/2026/Рабочая тетрадь 2.docx
@@ -758,9 +758,8 @@
                 <w:lang w:eastAsia="zh-CN"/>
                 <w14:ligatures w14:val="none"/>
               </w:rPr>
-              <w:t xml:space="preserve">. Части </w:t>
-            </w:r>
-            <w:proofErr w:type="gramStart"/>
+              <w:t>. Части 1-</w:t>
+            </w:r>
             <w:r>
               <w:rPr>
                 <w:rFonts w:ascii="Times New Roman" w:eastAsia="SimSun" w:hAnsi="Times New Roman" w:cs="Times New Roman"/>
@@ -770,20 +769,8 @@
                 <w:lang w:eastAsia="zh-CN"/>
                 <w14:ligatures w14:val="none"/>
               </w:rPr>
-              <w:t>1-</w:t>
-            </w:r>
-            <w:r>
-              <w:rPr>
-                <w:rFonts w:ascii="Times New Roman" w:eastAsia="SimSun" w:hAnsi="Times New Roman" w:cs="Times New Roman"/>
-                <w:kern w:val="0"/>
-                <w:sz w:val="28"/>
-                <w:szCs w:val="28"/>
-                <w:lang w:eastAsia="zh-CN"/>
-                <w14:ligatures w14:val="none"/>
-              </w:rPr>
               <w:t>2</w:t>
             </w:r>
-            <w:proofErr w:type="gramEnd"/>
             <w:r>
               <w:rPr>
                 <w:rFonts w:ascii="Times New Roman" w:eastAsia="SimSun" w:hAnsi="Times New Roman" w:cs="Times New Roman"/>
@@ -1559,18 +1546,18 @@
         </w:rPr>
       </w:pPr>
     </w:p>
-    <w:bookmarkStart w:id="1" w:name="_Toc66891486" w:displacedByCustomXml="next"/>
-    <w:bookmarkStart w:id="2" w:name="_Toc53328358" w:displacedByCustomXml="next"/>
-    <w:bookmarkStart w:id="3" w:name="_Toc53328297" w:displacedByCustomXml="next"/>
-    <w:bookmarkStart w:id="4" w:name="_Toc53328273" w:displacedByCustomXml="next"/>
-    <w:bookmarkStart w:id="5" w:name="_Toc32824513" w:displacedByCustomXml="next"/>
-    <w:bookmarkStart w:id="6" w:name="_Toc51944867" w:displacedByCustomXml="next"/>
-    <w:bookmarkStart w:id="7" w:name="_Toc66911088" w:displacedByCustomXml="next"/>
-    <w:bookmarkStart w:id="8" w:name="_Toc66911534" w:displacedByCustomXml="next"/>
-    <w:bookmarkStart w:id="9" w:name="_Toc66911612" w:displacedByCustomXml="next"/>
-    <w:bookmarkStart w:id="10" w:name="_Toc66911821" w:displacedByCustomXml="next"/>
-    <w:bookmarkStart w:id="11" w:name="_Toc70075743" w:displacedByCustomXml="next"/>
-    <w:bookmarkStart w:id="12" w:name="_Toc223625111" w:displacedByCustomXml="next"/>
+    <w:bookmarkStart w:id="1" w:name="_Toc223625111" w:displacedByCustomXml="next"/>
+    <w:bookmarkStart w:id="2" w:name="_Toc70075743" w:displacedByCustomXml="next"/>
+    <w:bookmarkStart w:id="3" w:name="_Toc66911821" w:displacedByCustomXml="next"/>
+    <w:bookmarkStart w:id="4" w:name="_Toc66911612" w:displacedByCustomXml="next"/>
+    <w:bookmarkStart w:id="5" w:name="_Toc66911534" w:displacedByCustomXml="next"/>
+    <w:bookmarkStart w:id="6" w:name="_Toc66911088" w:displacedByCustomXml="next"/>
+    <w:bookmarkStart w:id="7" w:name="_Toc51944867" w:displacedByCustomXml="next"/>
+    <w:bookmarkStart w:id="8" w:name="_Toc32824513" w:displacedByCustomXml="next"/>
+    <w:bookmarkStart w:id="9" w:name="_Toc53328273" w:displacedByCustomXml="next"/>
+    <w:bookmarkStart w:id="10" w:name="_Toc53328297" w:displacedByCustomXml="next"/>
+    <w:bookmarkStart w:id="11" w:name="_Toc53328358" w:displacedByCustomXml="next"/>
+    <w:bookmarkStart w:id="12" w:name="_Toc66891486" w:displacedByCustomXml="next"/>
     <w:sdt>
       <w:sdtPr>
         <w:rPr>
@@ -2420,6 +2407,9 @@
         </w:rPr>
       </w:pPr>
       <w:r>
+        <w:rPr>
+          <w:noProof/>
+        </w:rPr>
         <w:drawing>
           <wp:inline distT="0" distB="0" distL="0" distR="0" wp14:anchorId="4DC00D58" wp14:editId="5BCCC701">
             <wp:extent cx="3848637" cy="1886213"/>
@@ -2468,6 +2458,7 @@
       </w:pPr>
       <w:r>
         <w:rPr>
+          <w:noProof/>
           <w:lang w:val="en-US"/>
         </w:rPr>
         <w:drawing>
@@ -2518,6 +2509,7 @@
       </w:pPr>
       <w:r>
         <w:rPr>
+          <w:noProof/>
           <w:lang w:val="en-US"/>
         </w:rPr>
         <w:drawing>
@@ -2568,6 +2560,7 @@
       </w:pPr>
       <w:r>
         <w:rPr>
+          <w:noProof/>
           <w:lang w:val="en-US"/>
         </w:rPr>
         <w:drawing>
@@ -2615,6 +2608,7 @@
       </w:pPr>
       <w:r>
         <w:rPr>
+          <w:noProof/>
           <w:lang w:val="en-US"/>
         </w:rPr>
         <w:drawing>
@@ -2661,6 +2655,9 @@
         <w:jc w:val="center"/>
       </w:pPr>
       <w:r>
+        <w:rPr>
+          <w:noProof/>
+        </w:rPr>
         <w:lastRenderedPageBreak/>
         <w:drawing>
           <wp:inline distT="0" distB="0" distL="0" distR="0" wp14:anchorId="46DEF590" wp14:editId="727F6495">
@@ -2706,6 +2703,9 @@
         <w:jc w:val="center"/>
       </w:pPr>
       <w:r>
+        <w:rPr>
+          <w:noProof/>
+        </w:rPr>
         <w:drawing>
           <wp:inline distT="0" distB="0" distL="0" distR="0" wp14:anchorId="5F6383A6" wp14:editId="07BE55CB">
             <wp:extent cx="3200847" cy="3010320"/>
@@ -2750,6 +2750,9 @@
         <w:jc w:val="center"/>
       </w:pPr>
       <w:r>
+        <w:rPr>
+          <w:noProof/>
+        </w:rPr>
         <w:drawing>
           <wp:inline distT="0" distB="0" distL="0" distR="0" wp14:anchorId="6CA22DE0" wp14:editId="644EDDD5">
             <wp:extent cx="5940425" cy="3049270"/>
@@ -2794,6 +2797,9 @@
         <w:jc w:val="center"/>
       </w:pPr>
       <w:r>
+        <w:rPr>
+          <w:noProof/>
+        </w:rPr>
         <w:lastRenderedPageBreak/>
         <w:drawing>
           <wp:inline distT="0" distB="0" distL="0" distR="0" wp14:anchorId="3EC70AAC" wp14:editId="74F14FA8">
@@ -2839,6 +2845,9 @@
         <w:jc w:val="center"/>
       </w:pPr>
       <w:r>
+        <w:rPr>
+          <w:noProof/>
+        </w:rPr>
         <w:drawing>
           <wp:inline distT="0" distB="0" distL="0" distR="0" wp14:anchorId="1946187A" wp14:editId="3125C5B5">
             <wp:extent cx="1724266" cy="1267002"/>
@@ -2883,6 +2892,9 @@
         <w:jc w:val="center"/>
       </w:pPr>
       <w:r>
+        <w:rPr>
+          <w:noProof/>
+        </w:rPr>
         <w:drawing>
           <wp:inline distT="0" distB="0" distL="0" distR="0" wp14:anchorId="6C446C00" wp14:editId="17F0280D">
             <wp:extent cx="3143689" cy="1638529"/>
@@ -2927,6 +2939,9 @@
         <w:jc w:val="center"/>
       </w:pPr>
       <w:r>
+        <w:rPr>
+          <w:noProof/>
+        </w:rPr>
         <w:drawing>
           <wp:inline distT="0" distB="0" distL="0" distR="0" wp14:anchorId="6789FE72" wp14:editId="16AE0134">
             <wp:extent cx="5940425" cy="3660775"/>
@@ -2971,6 +2986,9 @@
         <w:jc w:val="center"/>
       </w:pPr>
       <w:r>
+        <w:rPr>
+          <w:noProof/>
+        </w:rPr>
         <w:lastRenderedPageBreak/>
         <w:drawing>
           <wp:inline distT="0" distB="0" distL="0" distR="0" wp14:anchorId="4F936E46" wp14:editId="6305CDCA">
@@ -3016,6 +3034,9 @@
         <w:jc w:val="center"/>
       </w:pPr>
       <w:r>
+        <w:rPr>
+          <w:noProof/>
+        </w:rPr>
         <w:drawing>
           <wp:inline distT="0" distB="0" distL="0" distR="0" wp14:anchorId="71CEA1D1" wp14:editId="1F22B2CF">
             <wp:extent cx="3219899" cy="1476581"/>
@@ -3073,6 +3094,9 @@
         <w:jc w:val="center"/>
       </w:pPr>
       <w:r>
+        <w:rPr>
+          <w:noProof/>
+        </w:rPr>
         <w:drawing>
           <wp:inline distT="0" distB="0" distL="0" distR="0" wp14:anchorId="128985BA" wp14:editId="40DBFEB9">
             <wp:extent cx="3096057" cy="1524213"/>
@@ -3117,6 +3141,9 @@
         <w:jc w:val="center"/>
       </w:pPr>
       <w:r>
+        <w:rPr>
+          <w:noProof/>
+        </w:rPr>
         <w:lastRenderedPageBreak/>
         <w:drawing>
           <wp:inline distT="0" distB="0" distL="0" distR="0" wp14:anchorId="0880083A" wp14:editId="32C8590F">
@@ -3165,6 +3192,9 @@
         </w:rPr>
       </w:pPr>
       <w:r>
+        <w:rPr>
+          <w:noProof/>
+        </w:rPr>
         <w:drawing>
           <wp:inline distT="0" distB="0" distL="0" distR="0" wp14:anchorId="35A4A661" wp14:editId="088FAEAF">
             <wp:extent cx="4601217" cy="1514686"/>
@@ -3237,6 +3267,7 @@
       </w:pPr>
       <w:r>
         <w:rPr>
+          <w:noProof/>
           <w:lang w:eastAsia="zh-CN"/>
         </w:rPr>
         <w:drawing>
@@ -3284,6 +3315,7 @@
       </w:pPr>
       <w:r>
         <w:rPr>
+          <w:noProof/>
           <w:lang w:eastAsia="zh-CN"/>
         </w:rPr>
         <w:drawing>
@@ -3331,6 +3363,7 @@
       </w:pPr>
       <w:r>
         <w:rPr>
+          <w:noProof/>
           <w:lang w:eastAsia="zh-CN"/>
         </w:rPr>
         <w:lastRenderedPageBreak/>
@@ -3379,6 +3412,7 @@
       </w:pPr>
       <w:r>
         <w:rPr>
+          <w:noProof/>
           <w:lang w:eastAsia="zh-CN"/>
         </w:rPr>
         <w:drawing>
@@ -3426,6 +3460,7 @@
       </w:pPr>
       <w:r>
         <w:rPr>
+          <w:noProof/>
           <w:lang w:eastAsia="zh-CN"/>
         </w:rPr>
         <w:drawing>
@@ -3474,6 +3509,7 @@
       </w:pPr>
       <w:r>
         <w:rPr>
+          <w:noProof/>
           <w:lang w:eastAsia="zh-CN"/>
         </w:rPr>
         <w:lastRenderedPageBreak/>
@@ -3516,13 +3552,827 @@
     </w:p>
     <w:p>
       <w:pPr>
+        <w:pStyle w:val="af7"/>
+        <w:spacing w:before="320"/>
+        <w:ind w:left="0"/>
+        <w:jc w:val="center"/>
+        <w:rPr>
+          <w:b/>
+          <w:lang w:val="en-US"/>
+        </w:rPr>
+      </w:pPr>
+      <w:r>
+        <w:rPr>
+          <w:b/>
+        </w:rPr>
+        <w:t>Практическое задание №4</w:t>
+      </w:r>
+    </w:p>
+    <w:p>
+      <w:pPr>
+        <w:pStyle w:val="af7"/>
+        <w:spacing w:before="320"/>
+        <w:ind w:left="0"/>
+        <w:jc w:val="center"/>
+        <w:rPr>
+          <w:b/>
+          <w:lang w:val="en-US"/>
+        </w:rPr>
+      </w:pPr>
+      <w:r>
+        <w:rPr>
+          <w:b/>
+          <w:lang w:val="en-US"/>
+        </w:rPr>
+        <w:drawing>
+          <wp:inline distT="0" distB="0" distL="0" distR="0" wp14:anchorId="4C0C88CB" wp14:editId="17E8BF59">
+            <wp:extent cx="5496692" cy="1543265"/>
+            <wp:effectExtent l="0" t="0" r="8890" b="0"/>
+            <wp:docPr id="474085339" name="Рисунок 1"/>
+            <wp:cNvGraphicFramePr>
+              <a:graphicFrameLocks xmlns:a="http://schemas.openxmlformats.org/drawingml/2006/main" noChangeAspect="1"/>
+            </wp:cNvGraphicFramePr>
+            <a:graphic xmlns:a="http://schemas.openxmlformats.org/drawingml/2006/main">
+              <a:graphicData uri="http://schemas.openxmlformats.org/drawingml/2006/picture">
+                <pic:pic xmlns:pic="http://schemas.openxmlformats.org/drawingml/2006/picture">
+                  <pic:nvPicPr>
+                    <pic:cNvPr id="474085339" name=""/>
+                    <pic:cNvPicPr/>
+                  </pic:nvPicPr>
+                  <pic:blipFill>
+                    <a:blip r:embed="rId30"/>
+                    <a:stretch>
+                      <a:fillRect/>
+                    </a:stretch>
+                  </pic:blipFill>
+                  <pic:spPr>
+                    <a:xfrm>
+                      <a:off x="0" y="0"/>
+                      <a:ext cx="5496692" cy="1543265"/>
+                    </a:xfrm>
+                    <a:prstGeom prst="rect">
+                      <a:avLst/>
+                    </a:prstGeom>
+                  </pic:spPr>
+                </pic:pic>
+              </a:graphicData>
+            </a:graphic>
+          </wp:inline>
+        </w:drawing>
+      </w:r>
+    </w:p>
+    <w:p>
+      <w:pPr>
+        <w:pStyle w:val="af7"/>
+        <w:spacing w:before="320"/>
+        <w:ind w:left="0"/>
+        <w:jc w:val="center"/>
+        <w:rPr>
+          <w:b/>
+          <w:lang w:val="en-US"/>
+        </w:rPr>
+      </w:pPr>
+      <w:r>
+        <w:rPr>
+          <w:b/>
+          <w:lang w:val="en-US"/>
+        </w:rPr>
+        <w:drawing>
+          <wp:inline distT="0" distB="0" distL="0" distR="0" wp14:anchorId="2791D479" wp14:editId="00EBE18C">
+            <wp:extent cx="5940425" cy="2384425"/>
+            <wp:effectExtent l="0" t="0" r="3175" b="0"/>
+            <wp:docPr id="723324783" name="Рисунок 1"/>
+            <wp:cNvGraphicFramePr>
+              <a:graphicFrameLocks xmlns:a="http://schemas.openxmlformats.org/drawingml/2006/main" noChangeAspect="1"/>
+            </wp:cNvGraphicFramePr>
+            <a:graphic xmlns:a="http://schemas.openxmlformats.org/drawingml/2006/main">
+              <a:graphicData uri="http://schemas.openxmlformats.org/drawingml/2006/picture">
+                <pic:pic xmlns:pic="http://schemas.openxmlformats.org/drawingml/2006/picture">
+                  <pic:nvPicPr>
+                    <pic:cNvPr id="723324783" name=""/>
+                    <pic:cNvPicPr/>
+                  </pic:nvPicPr>
+                  <pic:blipFill>
+                    <a:blip r:embed="rId31"/>
+                    <a:stretch>
+                      <a:fillRect/>
+                    </a:stretch>
+                  </pic:blipFill>
+                  <pic:spPr>
+                    <a:xfrm>
+                      <a:off x="0" y="0"/>
+                      <a:ext cx="5940425" cy="2384425"/>
+                    </a:xfrm>
+                    <a:prstGeom prst="rect">
+                      <a:avLst/>
+                    </a:prstGeom>
+                  </pic:spPr>
+                </pic:pic>
+              </a:graphicData>
+            </a:graphic>
+          </wp:inline>
+        </w:drawing>
+      </w:r>
+    </w:p>
+    <w:p>
+      <w:pPr>
+        <w:pStyle w:val="af7"/>
+        <w:spacing w:before="320"/>
+        <w:ind w:left="0"/>
+        <w:jc w:val="center"/>
+        <w:rPr>
+          <w:b/>
+          <w:lang w:val="en-US"/>
+        </w:rPr>
+      </w:pPr>
+      <w:r>
+        <w:rPr>
+          <w:b/>
+          <w:lang w:val="en-US"/>
+        </w:rPr>
+        <w:lastRenderedPageBreak/>
+        <w:drawing>
+          <wp:inline distT="0" distB="0" distL="0" distR="0" wp14:anchorId="3188AB88" wp14:editId="696FC60F">
+            <wp:extent cx="5940425" cy="3272790"/>
+            <wp:effectExtent l="0" t="0" r="3175" b="3810"/>
+            <wp:docPr id="408659819" name="Рисунок 1"/>
+            <wp:cNvGraphicFramePr>
+              <a:graphicFrameLocks xmlns:a="http://schemas.openxmlformats.org/drawingml/2006/main" noChangeAspect="1"/>
+            </wp:cNvGraphicFramePr>
+            <a:graphic xmlns:a="http://schemas.openxmlformats.org/drawingml/2006/main">
+              <a:graphicData uri="http://schemas.openxmlformats.org/drawingml/2006/picture">
+                <pic:pic xmlns:pic="http://schemas.openxmlformats.org/drawingml/2006/picture">
+                  <pic:nvPicPr>
+                    <pic:cNvPr id="408659819" name=""/>
+                    <pic:cNvPicPr/>
+                  </pic:nvPicPr>
+                  <pic:blipFill>
+                    <a:blip r:embed="rId32"/>
+                    <a:stretch>
+                      <a:fillRect/>
+                    </a:stretch>
+                  </pic:blipFill>
+                  <pic:spPr>
+                    <a:xfrm>
+                      <a:off x="0" y="0"/>
+                      <a:ext cx="5940425" cy="3272790"/>
+                    </a:xfrm>
+                    <a:prstGeom prst="rect">
+                      <a:avLst/>
+                    </a:prstGeom>
+                  </pic:spPr>
+                </pic:pic>
+              </a:graphicData>
+            </a:graphic>
+          </wp:inline>
+        </w:drawing>
+      </w:r>
+    </w:p>
+    <w:p>
+      <w:pPr>
+        <w:pStyle w:val="af7"/>
+        <w:spacing w:before="320"/>
+        <w:ind w:left="0"/>
+        <w:jc w:val="center"/>
+        <w:rPr>
+          <w:b/>
+          <w:lang w:val="en-US"/>
+        </w:rPr>
+      </w:pPr>
+      <w:r>
+        <w:rPr>
+          <w:b/>
+          <w:lang w:val="en-US"/>
+        </w:rPr>
+        <w:drawing>
+          <wp:inline distT="0" distB="0" distL="0" distR="0" wp14:anchorId="1E9D8D2B" wp14:editId="1D3D5F00">
+            <wp:extent cx="5258534" cy="4658375"/>
+            <wp:effectExtent l="0" t="0" r="0" b="8890"/>
+            <wp:docPr id="1376331376" name="Рисунок 1"/>
+            <wp:cNvGraphicFramePr>
+              <a:graphicFrameLocks xmlns:a="http://schemas.openxmlformats.org/drawingml/2006/main" noChangeAspect="1"/>
+            </wp:cNvGraphicFramePr>
+            <a:graphic xmlns:a="http://schemas.openxmlformats.org/drawingml/2006/main">
+              <a:graphicData uri="http://schemas.openxmlformats.org/drawingml/2006/picture">
+                <pic:pic xmlns:pic="http://schemas.openxmlformats.org/drawingml/2006/picture">
+                  <pic:nvPicPr>
+                    <pic:cNvPr id="1376331376" name=""/>
+                    <pic:cNvPicPr/>
+                  </pic:nvPicPr>
+                  <pic:blipFill>
+                    <a:blip r:embed="rId33"/>
+                    <a:stretch>
+                      <a:fillRect/>
+                    </a:stretch>
+                  </pic:blipFill>
+                  <pic:spPr>
+                    <a:xfrm>
+                      <a:off x="0" y="0"/>
+                      <a:ext cx="5258534" cy="4658375"/>
+                    </a:xfrm>
+                    <a:prstGeom prst="rect">
+                      <a:avLst/>
+                    </a:prstGeom>
+                  </pic:spPr>
+                </pic:pic>
+              </a:graphicData>
+            </a:graphic>
+          </wp:inline>
+        </w:drawing>
+      </w:r>
+    </w:p>
+    <w:p>
+      <w:pPr>
+        <w:pStyle w:val="af7"/>
+        <w:spacing w:before="320"/>
+        <w:ind w:left="0"/>
+        <w:jc w:val="center"/>
+        <w:rPr>
+          <w:b/>
+          <w:lang w:val="en-US"/>
+        </w:rPr>
+      </w:pPr>
+      <w:r>
+        <w:rPr>
+          <w:b/>
+          <w:lang w:val="en-US"/>
+        </w:rPr>
+        <w:lastRenderedPageBreak/>
+        <w:drawing>
+          <wp:inline distT="0" distB="0" distL="0" distR="0" wp14:anchorId="7BE6DE1E" wp14:editId="62E41D88">
+            <wp:extent cx="4896533" cy="2705478"/>
+            <wp:effectExtent l="0" t="0" r="0" b="0"/>
+            <wp:docPr id="1634383111" name="Рисунок 1"/>
+            <wp:cNvGraphicFramePr>
+              <a:graphicFrameLocks xmlns:a="http://schemas.openxmlformats.org/drawingml/2006/main" noChangeAspect="1"/>
+            </wp:cNvGraphicFramePr>
+            <a:graphic xmlns:a="http://schemas.openxmlformats.org/drawingml/2006/main">
+              <a:graphicData uri="http://schemas.openxmlformats.org/drawingml/2006/picture">
+                <pic:pic xmlns:pic="http://schemas.openxmlformats.org/drawingml/2006/picture">
+                  <pic:nvPicPr>
+                    <pic:cNvPr id="1634383111" name=""/>
+                    <pic:cNvPicPr/>
+                  </pic:nvPicPr>
+                  <pic:blipFill>
+                    <a:blip r:embed="rId34"/>
+                    <a:stretch>
+                      <a:fillRect/>
+                    </a:stretch>
+                  </pic:blipFill>
+                  <pic:spPr>
+                    <a:xfrm>
+                      <a:off x="0" y="0"/>
+                      <a:ext cx="4896533" cy="2705478"/>
+                    </a:xfrm>
+                    <a:prstGeom prst="rect">
+                      <a:avLst/>
+                    </a:prstGeom>
+                  </pic:spPr>
+                </pic:pic>
+              </a:graphicData>
+            </a:graphic>
+          </wp:inline>
+        </w:drawing>
+      </w:r>
+    </w:p>
+    <w:p>
+      <w:pPr>
+        <w:pStyle w:val="af7"/>
+        <w:spacing w:before="320"/>
+        <w:ind w:left="0"/>
+        <w:jc w:val="center"/>
+        <w:rPr>
+          <w:b/>
+          <w:lang w:val="en-US"/>
+        </w:rPr>
+      </w:pPr>
+      <w:r>
+        <w:rPr>
+          <w:b/>
+          <w:lang w:val="en-US"/>
+        </w:rPr>
+        <w:drawing>
+          <wp:inline distT="0" distB="0" distL="0" distR="0" wp14:anchorId="7A93F79F" wp14:editId="69D7DA65">
+            <wp:extent cx="5940425" cy="2950210"/>
+            <wp:effectExtent l="0" t="0" r="3175" b="2540"/>
+            <wp:docPr id="30236897" name="Рисунок 1"/>
+            <wp:cNvGraphicFramePr>
+              <a:graphicFrameLocks xmlns:a="http://schemas.openxmlformats.org/drawingml/2006/main" noChangeAspect="1"/>
+            </wp:cNvGraphicFramePr>
+            <a:graphic xmlns:a="http://schemas.openxmlformats.org/drawingml/2006/main">
+              <a:graphicData uri="http://schemas.openxmlformats.org/drawingml/2006/picture">
+                <pic:pic xmlns:pic="http://schemas.openxmlformats.org/drawingml/2006/picture">
+                  <pic:nvPicPr>
+                    <pic:cNvPr id="30236897" name=""/>
+                    <pic:cNvPicPr/>
+                  </pic:nvPicPr>
+                  <pic:blipFill>
+                    <a:blip r:embed="rId35"/>
+                    <a:stretch>
+                      <a:fillRect/>
+                    </a:stretch>
+                  </pic:blipFill>
+                  <pic:spPr>
+                    <a:xfrm>
+                      <a:off x="0" y="0"/>
+                      <a:ext cx="5940425" cy="2950210"/>
+                    </a:xfrm>
+                    <a:prstGeom prst="rect">
+                      <a:avLst/>
+                    </a:prstGeom>
+                  </pic:spPr>
+                </pic:pic>
+              </a:graphicData>
+            </a:graphic>
+          </wp:inline>
+        </w:drawing>
+      </w:r>
+    </w:p>
+    <w:p>
+      <w:pPr>
+        <w:pStyle w:val="af7"/>
+        <w:spacing w:before="320"/>
+        <w:ind w:left="0"/>
+        <w:jc w:val="center"/>
+        <w:rPr>
+          <w:b/>
+          <w:lang w:val="en-US"/>
+        </w:rPr>
+      </w:pPr>
+      <w:r>
+        <w:rPr>
+          <w:b/>
+          <w:lang w:val="en-US"/>
+        </w:rPr>
+        <w:drawing>
+          <wp:inline distT="0" distB="0" distL="0" distR="0" wp14:anchorId="034A4E60" wp14:editId="7A64A15B">
+            <wp:extent cx="5940425" cy="1647190"/>
+            <wp:effectExtent l="0" t="0" r="3175" b="0"/>
+            <wp:docPr id="608389550" name="Рисунок 1"/>
+            <wp:cNvGraphicFramePr>
+              <a:graphicFrameLocks xmlns:a="http://schemas.openxmlformats.org/drawingml/2006/main" noChangeAspect="1"/>
+            </wp:cNvGraphicFramePr>
+            <a:graphic xmlns:a="http://schemas.openxmlformats.org/drawingml/2006/main">
+              <a:graphicData uri="http://schemas.openxmlformats.org/drawingml/2006/picture">
+                <pic:pic xmlns:pic="http://schemas.openxmlformats.org/drawingml/2006/picture">
+                  <pic:nvPicPr>
+                    <pic:cNvPr id="608389550" name=""/>
+                    <pic:cNvPicPr/>
+                  </pic:nvPicPr>
+                  <pic:blipFill>
+                    <a:blip r:embed="rId36"/>
+                    <a:stretch>
+                      <a:fillRect/>
+                    </a:stretch>
+                  </pic:blipFill>
+                  <pic:spPr>
+                    <a:xfrm>
+                      <a:off x="0" y="0"/>
+                      <a:ext cx="5940425" cy="1647190"/>
+                    </a:xfrm>
+                    <a:prstGeom prst="rect">
+                      <a:avLst/>
+                    </a:prstGeom>
+                  </pic:spPr>
+                </pic:pic>
+              </a:graphicData>
+            </a:graphic>
+          </wp:inline>
+        </w:drawing>
+      </w:r>
+    </w:p>
+    <w:p>
+      <w:pPr>
+        <w:pStyle w:val="af7"/>
+        <w:spacing w:before="320"/>
+        <w:ind w:left="0"/>
+        <w:jc w:val="center"/>
+        <w:rPr>
+          <w:b/>
+          <w:lang w:val="en-US"/>
+        </w:rPr>
+      </w:pPr>
+      <w:r>
+        <w:rPr>
+          <w:b/>
+          <w:lang w:val="en-US"/>
+        </w:rPr>
+        <w:lastRenderedPageBreak/>
+        <w:drawing>
+          <wp:inline distT="0" distB="0" distL="0" distR="0" wp14:anchorId="2B2859CC" wp14:editId="17491EBE">
+            <wp:extent cx="5940425" cy="4041775"/>
+            <wp:effectExtent l="0" t="0" r="3175" b="0"/>
+            <wp:docPr id="2085741221" name="Рисунок 1"/>
+            <wp:cNvGraphicFramePr>
+              <a:graphicFrameLocks xmlns:a="http://schemas.openxmlformats.org/drawingml/2006/main" noChangeAspect="1"/>
+            </wp:cNvGraphicFramePr>
+            <a:graphic xmlns:a="http://schemas.openxmlformats.org/drawingml/2006/main">
+              <a:graphicData uri="http://schemas.openxmlformats.org/drawingml/2006/picture">
+                <pic:pic xmlns:pic="http://schemas.openxmlformats.org/drawingml/2006/picture">
+                  <pic:nvPicPr>
+                    <pic:cNvPr id="2085741221" name=""/>
+                    <pic:cNvPicPr/>
+                  </pic:nvPicPr>
+                  <pic:blipFill>
+                    <a:blip r:embed="rId37"/>
+                    <a:stretch>
+                      <a:fillRect/>
+                    </a:stretch>
+                  </pic:blipFill>
+                  <pic:spPr>
+                    <a:xfrm>
+                      <a:off x="0" y="0"/>
+                      <a:ext cx="5940425" cy="4041775"/>
+                    </a:xfrm>
+                    <a:prstGeom prst="rect">
+                      <a:avLst/>
+                    </a:prstGeom>
+                  </pic:spPr>
+                </pic:pic>
+              </a:graphicData>
+            </a:graphic>
+          </wp:inline>
+        </w:drawing>
+      </w:r>
+    </w:p>
+    <w:p>
+      <w:pPr>
+        <w:jc w:val="center"/>
         <w:rPr>
           <w:lang w:eastAsia="zh-CN"/>
         </w:rPr>
       </w:pPr>
     </w:p>
+    <w:p>
+      <w:pPr>
+        <w:jc w:val="center"/>
+        <w:rPr>
+          <w:lang w:val="en-US" w:eastAsia="zh-CN"/>
+        </w:rPr>
+      </w:pPr>
+      <w:r>
+        <w:rPr>
+          <w:lang w:eastAsia="zh-CN"/>
+        </w:rPr>
+        <w:drawing>
+          <wp:inline distT="0" distB="0" distL="0" distR="0" wp14:anchorId="08C5D299" wp14:editId="5230011D">
+            <wp:extent cx="4640886" cy="3870960"/>
+            <wp:effectExtent l="0" t="0" r="7620" b="0"/>
+            <wp:docPr id="1751287835" name="Рисунок 1"/>
+            <wp:cNvGraphicFramePr>
+              <a:graphicFrameLocks xmlns:a="http://schemas.openxmlformats.org/drawingml/2006/main" noChangeAspect="1"/>
+            </wp:cNvGraphicFramePr>
+            <a:graphic xmlns:a="http://schemas.openxmlformats.org/drawingml/2006/main">
+              <a:graphicData uri="http://schemas.openxmlformats.org/drawingml/2006/picture">
+                <pic:pic xmlns:pic="http://schemas.openxmlformats.org/drawingml/2006/picture">
+                  <pic:nvPicPr>
+                    <pic:cNvPr id="1751287835" name=""/>
+                    <pic:cNvPicPr/>
+                  </pic:nvPicPr>
+                  <pic:blipFill>
+                    <a:blip r:embed="rId38"/>
+                    <a:stretch>
+                      <a:fillRect/>
+                    </a:stretch>
+                  </pic:blipFill>
+                  <pic:spPr>
+                    <a:xfrm>
+                      <a:off x="0" y="0"/>
+                      <a:ext cx="4643344" cy="3873010"/>
+                    </a:xfrm>
+                    <a:prstGeom prst="rect">
+                      <a:avLst/>
+                    </a:prstGeom>
+                  </pic:spPr>
+                </pic:pic>
+              </a:graphicData>
+            </a:graphic>
+          </wp:inline>
+        </w:drawing>
+      </w:r>
+    </w:p>
+    <w:p>
+      <w:pPr>
+        <w:jc w:val="center"/>
+        <w:rPr>
+          <w:lang w:val="en-US" w:eastAsia="zh-CN"/>
+        </w:rPr>
+      </w:pPr>
+      <w:r>
+        <w:rPr>
+          <w:lang w:val="en-US" w:eastAsia="zh-CN"/>
+        </w:rPr>
+        <w:lastRenderedPageBreak/>
+        <w:drawing>
+          <wp:inline distT="0" distB="0" distL="0" distR="0" wp14:anchorId="4F48B6D3" wp14:editId="063D5FEF">
+            <wp:extent cx="5940425" cy="1661160"/>
+            <wp:effectExtent l="0" t="0" r="3175" b="0"/>
+            <wp:docPr id="854882205" name="Рисунок 1"/>
+            <wp:cNvGraphicFramePr>
+              <a:graphicFrameLocks xmlns:a="http://schemas.openxmlformats.org/drawingml/2006/main" noChangeAspect="1"/>
+            </wp:cNvGraphicFramePr>
+            <a:graphic xmlns:a="http://schemas.openxmlformats.org/drawingml/2006/main">
+              <a:graphicData uri="http://schemas.openxmlformats.org/drawingml/2006/picture">
+                <pic:pic xmlns:pic="http://schemas.openxmlformats.org/drawingml/2006/picture">
+                  <pic:nvPicPr>
+                    <pic:cNvPr id="854882205" name=""/>
+                    <pic:cNvPicPr/>
+                  </pic:nvPicPr>
+                  <pic:blipFill>
+                    <a:blip r:embed="rId39"/>
+                    <a:stretch>
+                      <a:fillRect/>
+                    </a:stretch>
+                  </pic:blipFill>
+                  <pic:spPr>
+                    <a:xfrm>
+                      <a:off x="0" y="0"/>
+                      <a:ext cx="5940425" cy="1661160"/>
+                    </a:xfrm>
+                    <a:prstGeom prst="rect">
+                      <a:avLst/>
+                    </a:prstGeom>
+                  </pic:spPr>
+                </pic:pic>
+              </a:graphicData>
+            </a:graphic>
+          </wp:inline>
+        </w:drawing>
+      </w:r>
+    </w:p>
+    <w:p>
+      <w:pPr>
+        <w:jc w:val="center"/>
+        <w:rPr>
+          <w:lang w:val="en-US" w:eastAsia="zh-CN"/>
+        </w:rPr>
+      </w:pPr>
+      <w:r>
+        <w:rPr>
+          <w:lang w:val="en-US" w:eastAsia="zh-CN"/>
+        </w:rPr>
+        <w:drawing>
+          <wp:inline distT="0" distB="0" distL="0" distR="0" wp14:anchorId="2D3C5124" wp14:editId="736EA032">
+            <wp:extent cx="5940425" cy="2206625"/>
+            <wp:effectExtent l="0" t="0" r="3175" b="3175"/>
+            <wp:docPr id="1500664954" name="Рисунок 1"/>
+            <wp:cNvGraphicFramePr>
+              <a:graphicFrameLocks xmlns:a="http://schemas.openxmlformats.org/drawingml/2006/main" noChangeAspect="1"/>
+            </wp:cNvGraphicFramePr>
+            <a:graphic xmlns:a="http://schemas.openxmlformats.org/drawingml/2006/main">
+              <a:graphicData uri="http://schemas.openxmlformats.org/drawingml/2006/picture">
+                <pic:pic xmlns:pic="http://schemas.openxmlformats.org/drawingml/2006/picture">
+                  <pic:nvPicPr>
+                    <pic:cNvPr id="1500664954" name=""/>
+                    <pic:cNvPicPr/>
+                  </pic:nvPicPr>
+                  <pic:blipFill>
+                    <a:blip r:embed="rId40"/>
+                    <a:stretch>
+                      <a:fillRect/>
+                    </a:stretch>
+                  </pic:blipFill>
+                  <pic:spPr>
+                    <a:xfrm>
+                      <a:off x="0" y="0"/>
+                      <a:ext cx="5940425" cy="2206625"/>
+                    </a:xfrm>
+                    <a:prstGeom prst="rect">
+                      <a:avLst/>
+                    </a:prstGeom>
+                  </pic:spPr>
+                </pic:pic>
+              </a:graphicData>
+            </a:graphic>
+          </wp:inline>
+        </w:drawing>
+      </w:r>
+    </w:p>
+    <w:p>
+      <w:pPr>
+        <w:jc w:val="center"/>
+        <w:rPr>
+          <w:lang w:val="en-US" w:eastAsia="zh-CN"/>
+        </w:rPr>
+      </w:pPr>
+      <w:r>
+        <w:rPr>
+          <w:lang w:val="en-US" w:eastAsia="zh-CN"/>
+        </w:rPr>
+        <w:drawing>
+          <wp:inline distT="0" distB="0" distL="0" distR="0" wp14:anchorId="7E7BDDEA" wp14:editId="650CF65F">
+            <wp:extent cx="5940425" cy="1621155"/>
+            <wp:effectExtent l="0" t="0" r="3175" b="0"/>
+            <wp:docPr id="1867306495" name="Рисунок 1"/>
+            <wp:cNvGraphicFramePr>
+              <a:graphicFrameLocks xmlns:a="http://schemas.openxmlformats.org/drawingml/2006/main" noChangeAspect="1"/>
+            </wp:cNvGraphicFramePr>
+            <a:graphic xmlns:a="http://schemas.openxmlformats.org/drawingml/2006/main">
+              <a:graphicData uri="http://schemas.openxmlformats.org/drawingml/2006/picture">
+                <pic:pic xmlns:pic="http://schemas.openxmlformats.org/drawingml/2006/picture">
+                  <pic:nvPicPr>
+                    <pic:cNvPr id="1867306495" name=""/>
+                    <pic:cNvPicPr/>
+                  </pic:nvPicPr>
+                  <pic:blipFill>
+                    <a:blip r:embed="rId41"/>
+                    <a:stretch>
+                      <a:fillRect/>
+                    </a:stretch>
+                  </pic:blipFill>
+                  <pic:spPr>
+                    <a:xfrm>
+                      <a:off x="0" y="0"/>
+                      <a:ext cx="5940425" cy="1621155"/>
+                    </a:xfrm>
+                    <a:prstGeom prst="rect">
+                      <a:avLst/>
+                    </a:prstGeom>
+                  </pic:spPr>
+                </pic:pic>
+              </a:graphicData>
+            </a:graphic>
+          </wp:inline>
+        </w:drawing>
+      </w:r>
+    </w:p>
+    <w:p>
+      <w:pPr>
+        <w:jc w:val="center"/>
+        <w:rPr>
+          <w:lang w:val="en-US" w:eastAsia="zh-CN"/>
+        </w:rPr>
+      </w:pPr>
+      <w:r>
+        <w:rPr>
+          <w:lang w:val="en-US" w:eastAsia="zh-CN"/>
+        </w:rPr>
+        <w:drawing>
+          <wp:inline distT="0" distB="0" distL="0" distR="0" wp14:anchorId="242EF2C4" wp14:editId="42787816">
+            <wp:extent cx="5940425" cy="2112010"/>
+            <wp:effectExtent l="0" t="0" r="3175" b="2540"/>
+            <wp:docPr id="280172935" name="Рисунок 1"/>
+            <wp:cNvGraphicFramePr>
+              <a:graphicFrameLocks xmlns:a="http://schemas.openxmlformats.org/drawingml/2006/main" noChangeAspect="1"/>
+            </wp:cNvGraphicFramePr>
+            <a:graphic xmlns:a="http://schemas.openxmlformats.org/drawingml/2006/main">
+              <a:graphicData uri="http://schemas.openxmlformats.org/drawingml/2006/picture">
+                <pic:pic xmlns:pic="http://schemas.openxmlformats.org/drawingml/2006/picture">
+                  <pic:nvPicPr>
+                    <pic:cNvPr id="280172935" name=""/>
+                    <pic:cNvPicPr/>
+                  </pic:nvPicPr>
+                  <pic:blipFill>
+                    <a:blip r:embed="rId42"/>
+                    <a:stretch>
+                      <a:fillRect/>
+                    </a:stretch>
+                  </pic:blipFill>
+                  <pic:spPr>
+                    <a:xfrm>
+                      <a:off x="0" y="0"/>
+                      <a:ext cx="5940425" cy="2112010"/>
+                    </a:xfrm>
+                    <a:prstGeom prst="rect">
+                      <a:avLst/>
+                    </a:prstGeom>
+                  </pic:spPr>
+                </pic:pic>
+              </a:graphicData>
+            </a:graphic>
+          </wp:inline>
+        </w:drawing>
+      </w:r>
+    </w:p>
+    <w:p>
+      <w:pPr>
+        <w:jc w:val="center"/>
+        <w:rPr>
+          <w:lang w:val="en-US" w:eastAsia="zh-CN"/>
+        </w:rPr>
+      </w:pPr>
+      <w:r>
+        <w:rPr>
+          <w:lang w:val="en-US" w:eastAsia="zh-CN"/>
+        </w:rPr>
+        <w:lastRenderedPageBreak/>
+        <w:drawing>
+          <wp:inline distT="0" distB="0" distL="0" distR="0" wp14:anchorId="6018CED8" wp14:editId="6B6B89DD">
+            <wp:extent cx="5940425" cy="2272030"/>
+            <wp:effectExtent l="0" t="0" r="3175" b="0"/>
+            <wp:docPr id="451295942" name="Рисунок 1"/>
+            <wp:cNvGraphicFramePr>
+              <a:graphicFrameLocks xmlns:a="http://schemas.openxmlformats.org/drawingml/2006/main" noChangeAspect="1"/>
+            </wp:cNvGraphicFramePr>
+            <a:graphic xmlns:a="http://schemas.openxmlformats.org/drawingml/2006/main">
+              <a:graphicData uri="http://schemas.openxmlformats.org/drawingml/2006/picture">
+                <pic:pic xmlns:pic="http://schemas.openxmlformats.org/drawingml/2006/picture">
+                  <pic:nvPicPr>
+                    <pic:cNvPr id="451295942" name=""/>
+                    <pic:cNvPicPr/>
+                  </pic:nvPicPr>
+                  <pic:blipFill>
+                    <a:blip r:embed="rId43"/>
+                    <a:stretch>
+                      <a:fillRect/>
+                    </a:stretch>
+                  </pic:blipFill>
+                  <pic:spPr>
+                    <a:xfrm>
+                      <a:off x="0" y="0"/>
+                      <a:ext cx="5940425" cy="2272030"/>
+                    </a:xfrm>
+                    <a:prstGeom prst="rect">
+                      <a:avLst/>
+                    </a:prstGeom>
+                  </pic:spPr>
+                </pic:pic>
+              </a:graphicData>
+            </a:graphic>
+          </wp:inline>
+        </w:drawing>
+      </w:r>
+    </w:p>
+    <w:p>
+      <w:pPr>
+        <w:jc w:val="center"/>
+        <w:rPr>
+          <w:lang w:val="en-US" w:eastAsia="zh-CN"/>
+        </w:rPr>
+      </w:pPr>
+      <w:r>
+        <w:rPr>
+          <w:lang w:val="en-US" w:eastAsia="zh-CN"/>
+        </w:rPr>
+        <w:drawing>
+          <wp:inline distT="0" distB="0" distL="0" distR="0" wp14:anchorId="55805253" wp14:editId="37C95E26">
+            <wp:extent cx="5940425" cy="2576830"/>
+            <wp:effectExtent l="0" t="0" r="3175" b="0"/>
+            <wp:docPr id="1225265381" name="Рисунок 1"/>
+            <wp:cNvGraphicFramePr>
+              <a:graphicFrameLocks xmlns:a="http://schemas.openxmlformats.org/drawingml/2006/main" noChangeAspect="1"/>
+            </wp:cNvGraphicFramePr>
+            <a:graphic xmlns:a="http://schemas.openxmlformats.org/drawingml/2006/main">
+              <a:graphicData uri="http://schemas.openxmlformats.org/drawingml/2006/picture">
+                <pic:pic xmlns:pic="http://schemas.openxmlformats.org/drawingml/2006/picture">
+                  <pic:nvPicPr>
+                    <pic:cNvPr id="1225265381" name=""/>
+                    <pic:cNvPicPr/>
+                  </pic:nvPicPr>
+                  <pic:blipFill>
+                    <a:blip r:embed="rId44"/>
+                    <a:stretch>
+                      <a:fillRect/>
+                    </a:stretch>
+                  </pic:blipFill>
+                  <pic:spPr>
+                    <a:xfrm>
+                      <a:off x="0" y="0"/>
+                      <a:ext cx="5940425" cy="2576830"/>
+                    </a:xfrm>
+                    <a:prstGeom prst="rect">
+                      <a:avLst/>
+                    </a:prstGeom>
+                  </pic:spPr>
+                </pic:pic>
+              </a:graphicData>
+            </a:graphic>
+          </wp:inline>
+        </w:drawing>
+      </w:r>
+    </w:p>
+    <w:p>
+      <w:pPr>
+        <w:pStyle w:val="af7"/>
+        <w:spacing w:before="134" w:line="362" w:lineRule="auto"/>
+        <w:ind w:right="479" w:firstLine="566"/>
+        <w:jc w:val="center"/>
+      </w:pPr>
+      <w:r>
+        <w:rPr>
+          <w:b/>
+        </w:rPr>
+        <w:t>Практическое задание №5</w:t>
+      </w:r>
+    </w:p>
+    <w:p>
+      <w:pPr>
+        <w:jc w:val="center"/>
+        <w:rPr>
+          <w:lang w:val="en-US" w:eastAsia="zh-CN"/>
+        </w:rPr>
+      </w:pPr>
+    </w:p>
+    <w:p>
+      <w:pPr>
+        <w:jc w:val="center"/>
+        <w:rPr>
+          <w:lang w:val="en-US" w:eastAsia="zh-CN"/>
+        </w:rPr>
+      </w:pPr>
+    </w:p>
     <w:sectPr>
-      <w:footerReference w:type="default" r:id="rId30"/>
+      <w:footerReference w:type="default" r:id="rId45"/>
       <w:pgSz w:w="11906" w:h="16838"/>
       <w:pgMar w:top="1134" w:right="850" w:bottom="1134" w:left="1701" w:header="720" w:footer="720" w:gutter="0"/>
       <w:cols w:space="720"/>
@@ -3745,7 +4595,7 @@
     <w:lsdException w:name="Closing" w:semiHidden="1" w:unhideWhenUsed="1"/>
     <w:lsdException w:name="Signature" w:semiHidden="1" w:unhideWhenUsed="1"/>
     <w:lsdException w:name="Default Paragraph Font" w:semiHidden="1" w:uiPriority="1" w:unhideWhenUsed="1"/>
-    <w:lsdException w:name="Body Text" w:semiHidden="1" w:unhideWhenUsed="1"/>
+    <w:lsdException w:name="Body Text" w:semiHidden="1" w:uiPriority="1" w:unhideWhenUsed="1" w:qFormat="1"/>
     <w:lsdException w:name="Body Text Indent" w:semiHidden="1" w:unhideWhenUsed="1"/>
     <w:lsdException w:name="List Continue" w:semiHidden="1" w:unhideWhenUsed="1"/>
     <w:lsdException w:name="List Continue 2" w:semiHidden="1" w:unhideWhenUsed="1"/>
@@ -4814,6 +5664,42 @@
       <w14:ligatures w14:val="none"/>
     </w:rPr>
   </w:style>
+  <w:style w:type="paragraph" w:styleId="af7">
+    <w:name w:val="Body Text"/>
+    <w:basedOn w:val="a"/>
+    <w:link w:val="af8"/>
+    <w:uiPriority w:val="1"/>
+    <w:qFormat/>
+    <w:rsid w:val="00D76E6D"/>
+    <w:pPr>
+      <w:widowControl w:val="0"/>
+      <w:autoSpaceDE w:val="0"/>
+      <w:autoSpaceDN w:val="0"/>
+      <w:spacing w:after="0" w:line="240" w:lineRule="auto"/>
+      <w:ind w:left="84"/>
+    </w:pPr>
+    <w:rPr>
+      <w:rFonts w:ascii="Times New Roman" w:eastAsia="Times New Roman" w:hAnsi="Times New Roman" w:cs="Times New Roman"/>
+      <w:kern w:val="0"/>
+      <w:sz w:val="28"/>
+      <w:szCs w:val="28"/>
+      <w14:ligatures w14:val="none"/>
+    </w:rPr>
+  </w:style>
+  <w:style w:type="character" w:customStyle="1" w:styleId="af8">
+    <w:name w:val="Основной текст Знак"/>
+    <w:basedOn w:val="a0"/>
+    <w:link w:val="af7"/>
+    <w:uiPriority w:val="1"/>
+    <w:rsid w:val="00D76E6D"/>
+    <w:rPr>
+      <w:rFonts w:ascii="Times New Roman" w:eastAsia="Times New Roman" w:hAnsi="Times New Roman" w:cs="Times New Roman"/>
+      <w:kern w:val="0"/>
+      <w:sz w:val="28"/>
+      <w:szCs w:val="28"/>
+      <w14:ligatures w14:val="none"/>
+    </w:rPr>
+  </w:style>
 </w:styles>
 </file>
 

--- a/2026/Рабочая тетрадь 2.docx
+++ b/2026/Рабочая тетрадь 2.docx
@@ -1546,7 +1546,7 @@
         </w:rPr>
       </w:pPr>
     </w:p>
-    <w:bookmarkStart w:id="1" w:name="_Toc223625111" w:displacedByCustomXml="next"/>
+    <w:bookmarkStart w:id="1" w:name="_Toc224834296" w:displacedByCustomXml="next"/>
     <w:bookmarkStart w:id="2" w:name="_Toc70075743" w:displacedByCustomXml="next"/>
     <w:bookmarkStart w:id="3" w:name="_Toc66911821" w:displacedByCustomXml="next"/>
     <w:bookmarkStart w:id="4" w:name="_Toc66911612" w:displacedByCustomXml="next"/>
@@ -1657,7 +1657,7 @@
               <w14:ligatures w14:val="standardContextual"/>
             </w:rPr>
           </w:pPr>
-          <w:hyperlink w:anchor="_Toc223625111" w:history="1">
+          <w:hyperlink w:anchor="_Toc224834296" w:history="1">
             <w:r>
               <w:rPr>
                 <w:rStyle w:val="af0"/>
@@ -1680,7 +1680,7 @@
               <w:rPr>
                 <w:webHidden/>
               </w:rPr>
-              <w:instrText xml:space="preserve"> PAGEREF _Toc223625111 \h </w:instrText>
+              <w:instrText xml:space="preserve"> PAGEREF _Toc224834296 \h </w:instrText>
             </w:r>
             <w:r>
               <w:rPr>
@@ -1719,7 +1719,7 @@
               <w14:ligatures w14:val="standardContextual"/>
             </w:rPr>
           </w:pPr>
-          <w:hyperlink w:anchor="_Toc223625112" w:history="1">
+          <w:hyperlink w:anchor="_Toc224834297" w:history="1">
             <w:r>
               <w:rPr>
                 <w:rStyle w:val="af0"/>
@@ -1742,7 +1742,7 @@
               <w:rPr>
                 <w:webHidden/>
               </w:rPr>
-              <w:instrText xml:space="preserve"> PAGEREF _Toc223625112 \h </w:instrText>
+              <w:instrText xml:space="preserve"> PAGEREF _Toc224834297 \h </w:instrText>
             </w:r>
             <w:r>
               <w:rPr>
@@ -1781,7 +1781,7 @@
               <w14:ligatures w14:val="standardContextual"/>
             </w:rPr>
           </w:pPr>
-          <w:hyperlink w:anchor="_Toc223625113" w:history="1">
+          <w:hyperlink w:anchor="_Toc224834298" w:history="1">
             <w:r>
               <w:rPr>
                 <w:rStyle w:val="af0"/>
@@ -1804,7 +1804,7 @@
               <w:rPr>
                 <w:webHidden/>
               </w:rPr>
-              <w:instrText xml:space="preserve"> PAGEREF _Toc223625113 \h </w:instrText>
+              <w:instrText xml:space="preserve"> PAGEREF _Toc224834298 \h </w:instrText>
             </w:r>
             <w:r>
               <w:rPr>
@@ -1843,12 +1843,19 @@
               <w14:ligatures w14:val="standardContextual"/>
             </w:rPr>
           </w:pPr>
-          <w:hyperlink w:anchor="_Toc223625114" w:history="1">
+          <w:hyperlink w:anchor="_Toc224834299" w:history="1">
             <w:r>
               <w:rPr>
                 <w:rStyle w:val="af0"/>
               </w:rPr>
-              <w:t>Практическое задание №1</w:t>
+              <w:t>Практическое задание №</w:t>
+            </w:r>
+            <w:r>
+              <w:rPr>
+                <w:rStyle w:val="af0"/>
+                <w:lang w:val="en-US"/>
+              </w:rPr>
+              <w:t>9</w:t>
             </w:r>
             <w:r>
               <w:rPr>
@@ -1866,7 +1873,7 @@
               <w:rPr>
                 <w:webHidden/>
               </w:rPr>
-              <w:instrText xml:space="preserve"> PAGEREF _Toc223625114 \h </w:instrText>
+              <w:instrText xml:space="preserve"> PAGEREF _Toc224834299 \h </w:instrText>
             </w:r>
             <w:r>
               <w:rPr>
@@ -1905,12 +1912,26 @@
               <w14:ligatures w14:val="standardContextual"/>
             </w:rPr>
           </w:pPr>
-          <w:hyperlink w:anchor="_Toc223625115" w:history="1">
+          <w:hyperlink w:anchor="_Toc224834300" w:history="1">
             <w:r>
               <w:rPr>
                 <w:rStyle w:val="af0"/>
               </w:rPr>
-              <w:t>Практическое задание №2</w:t>
+              <w:t>Практическое</w:t>
+            </w:r>
+            <w:r>
+              <w:rPr>
+                <w:rStyle w:val="af0"/>
+                <w:spacing w:val="-16"/>
+              </w:rPr>
+              <w:t xml:space="preserve"> </w:t>
+            </w:r>
+            <w:r>
+              <w:rPr>
+                <w:rStyle w:val="af0"/>
+                <w:spacing w:val="-2"/>
+              </w:rPr>
+              <w:t>задание №10</w:t>
             </w:r>
             <w:r>
               <w:rPr>
@@ -1928,7 +1949,7 @@
               <w:rPr>
                 <w:webHidden/>
               </w:rPr>
-              <w:instrText xml:space="preserve"> PAGEREF _Toc223625115 \h </w:instrText>
+              <w:instrText xml:space="preserve"> PAGEREF _Toc224834300 \h </w:instrText>
             </w:r>
             <w:r>
               <w:rPr>
@@ -1945,7 +1966,7 @@
               <w:rPr>
                 <w:webHidden/>
               </w:rPr>
-              <w:t>4</w:t>
+              <w:t>7</w:t>
             </w:r>
             <w:r>
               <w:rPr>
@@ -1967,12 +1988,12 @@
               <w14:ligatures w14:val="standardContextual"/>
             </w:rPr>
           </w:pPr>
-          <w:hyperlink w:anchor="_Toc223625116" w:history="1">
+          <w:hyperlink w:anchor="_Toc224834301" w:history="1">
             <w:r>
               <w:rPr>
                 <w:rStyle w:val="af0"/>
               </w:rPr>
-              <w:t>Практическое задание №3</w:t>
+              <w:t>Практическое задание №4</w:t>
             </w:r>
             <w:r>
               <w:rPr>
@@ -1990,7 +2011,7 @@
               <w:rPr>
                 <w:webHidden/>
               </w:rPr>
-              <w:instrText xml:space="preserve"> PAGEREF _Toc223625116 \h </w:instrText>
+              <w:instrText xml:space="preserve"> PAGEREF _Toc224834301 \h </w:instrText>
             </w:r>
             <w:r>
               <w:rPr>
@@ -2007,7 +2028,7 @@
               <w:rPr>
                 <w:webHidden/>
               </w:rPr>
-              <w:t>4</w:t>
+              <w:t>9</w:t>
             </w:r>
             <w:r>
               <w:rPr>
@@ -2029,12 +2050,12 @@
               <w14:ligatures w14:val="standardContextual"/>
             </w:rPr>
           </w:pPr>
-          <w:hyperlink w:anchor="_Toc223625117" w:history="1">
+          <w:hyperlink w:anchor="_Toc224834302" w:history="1">
             <w:r>
               <w:rPr>
                 <w:rStyle w:val="af0"/>
               </w:rPr>
-              <w:t>Практическое задание №4</w:t>
+              <w:t>Практическое задание №5</w:t>
             </w:r>
             <w:r>
               <w:rPr>
@@ -2052,7 +2073,7 @@
               <w:rPr>
                 <w:webHidden/>
               </w:rPr>
-              <w:instrText xml:space="preserve"> PAGEREF _Toc223625117 \h </w:instrText>
+              <w:instrText xml:space="preserve"> PAGEREF _Toc224834302 \h </w:instrText>
             </w:r>
             <w:r>
               <w:rPr>
@@ -2069,7 +2090,7 @@
               <w:rPr>
                 <w:webHidden/>
               </w:rPr>
-              <w:t>5</w:t>
+              <w:t>14</w:t>
             </w:r>
             <w:r>
               <w:rPr>
@@ -2091,12 +2112,12 @@
               <w14:ligatures w14:val="standardContextual"/>
             </w:rPr>
           </w:pPr>
-          <w:hyperlink w:anchor="_Toc223625118" w:history="1">
+          <w:hyperlink w:anchor="_Toc224834303" w:history="1">
             <w:r>
               <w:rPr>
                 <w:rStyle w:val="af0"/>
               </w:rPr>
-              <w:t>Практическое задание №5</w:t>
+              <w:t>Практическое задание №6</w:t>
             </w:r>
             <w:r>
               <w:rPr>
@@ -2114,7 +2135,7 @@
               <w:rPr>
                 <w:webHidden/>
               </w:rPr>
-              <w:instrText xml:space="preserve"> PAGEREF _Toc223625118 \h </w:instrText>
+              <w:instrText xml:space="preserve"> PAGEREF _Toc224834303 \h </w:instrText>
             </w:r>
             <w:r>
               <w:rPr>
@@ -2131,7 +2152,7 @@
               <w:rPr>
                 <w:webHidden/>
               </w:rPr>
-              <w:t>6</w:t>
+              <w:t>16</w:t>
             </w:r>
             <w:r>
               <w:rPr>
@@ -2153,12 +2174,12 @@
               <w14:ligatures w14:val="standardContextual"/>
             </w:rPr>
           </w:pPr>
-          <w:hyperlink w:anchor="_Toc223625119" w:history="1">
+          <w:hyperlink w:anchor="_Toc224834304" w:history="1">
             <w:r>
               <w:rPr>
                 <w:rStyle w:val="af0"/>
               </w:rPr>
-              <w:t>Практика №8</w:t>
+              <w:t>Практическое задание №7</w:t>
             </w:r>
             <w:r>
               <w:rPr>
@@ -2176,7 +2197,7 @@
               <w:rPr>
                 <w:webHidden/>
               </w:rPr>
-              <w:instrText xml:space="preserve"> PAGEREF _Toc223625119 \h </w:instrText>
+              <w:instrText xml:space="preserve"> PAGEREF _Toc224834304 \h </w:instrText>
             </w:r>
             <w:r>
               <w:rPr>
@@ -2193,69 +2214,7 @@
               <w:rPr>
                 <w:webHidden/>
               </w:rPr>
-              <w:t>11</w:t>
-            </w:r>
-            <w:r>
-              <w:rPr>
-                <w:webHidden/>
-              </w:rPr>
-              <w:fldChar w:fldCharType="end"/>
-            </w:r>
-          </w:hyperlink>
-        </w:p>
-        <w:p>
-          <w:pPr>
-            <w:pStyle w:val="13"/>
-            <w:rPr>
-              <w:rFonts w:asciiTheme="minorHAnsi" w:eastAsiaTheme="minorEastAsia" w:hAnsiTheme="minorHAnsi" w:cstheme="minorBidi"/>
-              <w:b w:val="0"/>
-              <w:bCs w:val="0"/>
-              <w:kern w:val="2"/>
-              <w:lang w:eastAsia="ru-RU"/>
-              <w14:ligatures w14:val="standardContextual"/>
-            </w:rPr>
-          </w:pPr>
-          <w:hyperlink w:anchor="_Toc223625120" w:history="1">
-            <w:r>
-              <w:rPr>
-                <w:rStyle w:val="af0"/>
-              </w:rPr>
-              <w:t>Заключение</w:t>
-            </w:r>
-            <w:r>
-              <w:rPr>
-                <w:webHidden/>
-              </w:rPr>
-              <w:tab/>
-            </w:r>
-            <w:r>
-              <w:rPr>
-                <w:webHidden/>
-              </w:rPr>
-              <w:fldChar w:fldCharType="begin"/>
-            </w:r>
-            <w:r>
-              <w:rPr>
-                <w:webHidden/>
-              </w:rPr>
-              <w:instrText xml:space="preserve"> PAGEREF _Toc223625120 \h </w:instrText>
-            </w:r>
-            <w:r>
-              <w:rPr>
-                <w:webHidden/>
-              </w:rPr>
-            </w:r>
-            <w:r>
-              <w:rPr>
-                <w:webHidden/>
-              </w:rPr>
-              <w:fldChar w:fldCharType="separate"/>
-            </w:r>
-            <w:r>
-              <w:rPr>
-                <w:webHidden/>
-              </w:rPr>
-              <w:t>14</w:t>
+              <w:t>18</w:t>
             </w:r>
             <w:r>
               <w:rPr>
@@ -2321,7 +2280,7 @@
       <w:pPr>
         <w:pStyle w:val="1"/>
       </w:pPr>
-      <w:bookmarkStart w:id="13" w:name="_Toc223625112"/>
+      <w:bookmarkStart w:id="13" w:name="_Toc224834297"/>
       <w:r>
         <w:lastRenderedPageBreak/>
         <w:t>Введение</w:t>
@@ -2369,7 +2328,7 @@
       <w:pPr>
         <w:pStyle w:val="1"/>
       </w:pPr>
-      <w:bookmarkStart w:id="14" w:name="_Toc223625113"/>
+      <w:bookmarkStart w:id="14" w:name="_Toc224834298"/>
       <w:r>
         <w:t>Основная часть</w:t>
       </w:r>
@@ -2378,23 +2337,36 @@
     <w:p>
       <w:pPr>
         <w:pStyle w:val="af1"/>
+      </w:pPr>
+      <w:r>
+        <w:t xml:space="preserve"> </w:t>
+      </w:r>
+      <w:bookmarkStart w:id="15" w:name="_Toc224834299"/>
+      <w:r>
+        <w:t>Практическое задание №</w:t>
+      </w:r>
+      <w:r>
         <w:rPr>
           <w:lang w:val="en-US"/>
         </w:rPr>
-      </w:pPr>
-      <w:r>
-        <w:t xml:space="preserve"> </w:t>
-      </w:r>
-      <w:bookmarkStart w:id="15" w:name="_Toc223625114"/>
-      <w:r>
-        <w:t>Практическое задание №</w:t>
+        <w:t>9</w:t>
       </w:r>
       <w:bookmarkEnd w:id="15"/>
-      <w:r>
-        <w:rPr>
-          <w:lang w:val="en-US"/>
-        </w:rPr>
-        <w:t>9</w:t>
+    </w:p>
+    <w:p>
+      <w:pPr>
+        <w:pStyle w:val="af3"/>
+      </w:pPr>
+      <w:r>
+        <w:t xml:space="preserve">Создан сценарий импорта текстового файла и его экспорта в формат LGD. Настроено соответствие полей (мэппинг), проверена </w:t>
+      </w:r>
+      <w:proofErr w:type="spellStart"/>
+      <w:r>
+        <w:t>автосинхронизация</w:t>
+      </w:r>
+      <w:proofErr w:type="spellEnd"/>
+      <w:r>
+        <w:t>. При изменении структуры входного файла рассмотрено поведение мэппинга и устранены ошибки конфигурации порта.</w:t>
       </w:r>
     </w:p>
     <w:p>
@@ -2611,6 +2583,7 @@
           <w:noProof/>
           <w:lang w:val="en-US"/>
         </w:rPr>
+        <w:lastRenderedPageBreak/>
         <w:drawing>
           <wp:inline distT="0" distB="0" distL="0" distR="0" wp14:anchorId="3586F7CE" wp14:editId="15DD78A0">
             <wp:extent cx="3229426" cy="1409897"/>
@@ -2658,7 +2631,6 @@
         <w:rPr>
           <w:noProof/>
         </w:rPr>
-        <w:lastRenderedPageBreak/>
         <w:drawing>
           <wp:inline distT="0" distB="0" distL="0" distR="0" wp14:anchorId="46DEF590" wp14:editId="727F6495">
             <wp:extent cx="3343742" cy="2857899"/>
@@ -2753,6 +2725,7 @@
         <w:rPr>
           <w:noProof/>
         </w:rPr>
+        <w:lastRenderedPageBreak/>
         <w:drawing>
           <wp:inline distT="0" distB="0" distL="0" distR="0" wp14:anchorId="6CA22DE0" wp14:editId="644EDDD5">
             <wp:extent cx="5940425" cy="3049270"/>
@@ -2800,7 +2773,6 @@
         <w:rPr>
           <w:noProof/>
         </w:rPr>
-        <w:lastRenderedPageBreak/>
         <w:drawing>
           <wp:inline distT="0" distB="0" distL="0" distR="0" wp14:anchorId="3EC70AAC" wp14:editId="74F14FA8">
             <wp:extent cx="3734321" cy="1552792"/>
@@ -2942,6 +2914,7 @@
         <w:rPr>
           <w:noProof/>
         </w:rPr>
+        <w:lastRenderedPageBreak/>
         <w:drawing>
           <wp:inline distT="0" distB="0" distL="0" distR="0" wp14:anchorId="6789FE72" wp14:editId="16AE0134">
             <wp:extent cx="5940425" cy="3660775"/>
@@ -2989,7 +2962,6 @@
         <w:rPr>
           <w:noProof/>
         </w:rPr>
-        <w:lastRenderedPageBreak/>
         <w:drawing>
           <wp:inline distT="0" distB="0" distL="0" distR="0" wp14:anchorId="4F936E46" wp14:editId="6305CDCA">
             <wp:extent cx="5940425" cy="4882515"/>
@@ -3037,6 +3009,7 @@
         <w:rPr>
           <w:noProof/>
         </w:rPr>
+        <w:lastRenderedPageBreak/>
         <w:drawing>
           <wp:inline distT="0" distB="0" distL="0" distR="0" wp14:anchorId="71CEA1D1" wp14:editId="1F22B2CF">
             <wp:extent cx="3219899" cy="1476581"/>
@@ -3144,7 +3117,6 @@
         <w:rPr>
           <w:noProof/>
         </w:rPr>
-        <w:lastRenderedPageBreak/>
         <w:drawing>
           <wp:inline distT="0" distB="0" distL="0" distR="0" wp14:anchorId="0880083A" wp14:editId="32C8590F">
             <wp:extent cx="4505954" cy="1333686"/>
@@ -3242,6 +3214,7 @@
           <w:spacing w:val="-2"/>
         </w:rPr>
       </w:pPr>
+      <w:bookmarkStart w:id="16" w:name="_Toc224834300"/>
       <w:r>
         <w:t>Практическое</w:t>
       </w:r>
@@ -3256,6 +3229,35 @@
           <w:spacing w:val="-2"/>
         </w:rPr>
         <w:t>задание №10</w:t>
+      </w:r>
+      <w:bookmarkEnd w:id="16"/>
+    </w:p>
+    <w:p>
+      <w:pPr>
+        <w:pStyle w:val="af3"/>
+        <w:rPr>
+          <w:lang w:eastAsia="zh-CN"/>
+        </w:rPr>
+      </w:pPr>
+      <w:r>
+        <w:rPr>
+          <w:lang w:eastAsia="zh-CN"/>
+        </w:rPr>
+        <w:t xml:space="preserve">Создан узел экспорта без исходных данных (проектирование структуры вручную). Добавлены поля, настроен мэппинг с другим набором данных и выполнена синхронизация. Проверена работа </w:t>
+      </w:r>
+      <w:proofErr w:type="spellStart"/>
+      <w:r>
+        <w:rPr>
+          <w:lang w:eastAsia="zh-CN"/>
+        </w:rPr>
+        <w:t>автосинхронизации</w:t>
+      </w:r>
+      <w:proofErr w:type="spellEnd"/>
+      <w:r>
+        <w:rPr>
+          <w:lang w:eastAsia="zh-CN"/>
+        </w:rPr>
+        <w:t xml:space="preserve"> и ручной настройки структуры.</w:t>
       </w:r>
     </w:p>
     <w:p>
@@ -3270,6 +3272,7 @@
           <w:noProof/>
           <w:lang w:eastAsia="zh-CN"/>
         </w:rPr>
+        <w:lastRenderedPageBreak/>
         <w:drawing>
           <wp:inline distT="0" distB="0" distL="0" distR="0" wp14:anchorId="2DD8E528" wp14:editId="74DC02ED">
             <wp:extent cx="4572638" cy="3096057"/>
@@ -3366,7 +3369,6 @@
           <w:noProof/>
           <w:lang w:eastAsia="zh-CN"/>
         </w:rPr>
-        <w:lastRenderedPageBreak/>
         <w:drawing>
           <wp:inline distT="0" distB="0" distL="0" distR="0" wp14:anchorId="7B1832BD" wp14:editId="6A5F7B49">
             <wp:extent cx="4963218" cy="3229426"/>
@@ -3415,6 +3417,7 @@
           <w:noProof/>
           <w:lang w:eastAsia="zh-CN"/>
         </w:rPr>
+        <w:lastRenderedPageBreak/>
         <w:drawing>
           <wp:inline distT="0" distB="0" distL="0" distR="0" wp14:anchorId="5C423B67" wp14:editId="0796EE7F">
             <wp:extent cx="5940425" cy="2691765"/>
@@ -3512,7 +3515,6 @@
           <w:noProof/>
           <w:lang w:eastAsia="zh-CN"/>
         </w:rPr>
-        <w:lastRenderedPageBreak/>
         <w:drawing>
           <wp:inline distT="0" distB="0" distL="0" distR="0" wp14:anchorId="1EB2AE7C" wp14:editId="47DC868A">
             <wp:extent cx="4563112" cy="3181794"/>
@@ -3552,33 +3554,37 @@
     </w:p>
     <w:p>
       <w:pPr>
+        <w:pStyle w:val="af1"/>
+      </w:pPr>
+      <w:bookmarkStart w:id="17" w:name="_Toc224834301"/>
+      <w:r>
+        <w:t>Практическое задание №4</w:t>
+      </w:r>
+      <w:bookmarkEnd w:id="17"/>
+    </w:p>
+    <w:p>
+      <w:pPr>
         <w:pStyle w:val="af7"/>
         <w:spacing w:before="320"/>
         <w:ind w:left="0"/>
         <w:jc w:val="center"/>
         <w:rPr>
           <w:b/>
-          <w:lang w:val="en-US"/>
-        </w:rPr>
-      </w:pPr>
-      <w:r>
-        <w:rPr>
-          <w:b/>
-        </w:rPr>
-        <w:t>Практическое задание №4</w:t>
-      </w:r>
-    </w:p>
-    <w:p>
-      <w:pPr>
-        <w:pStyle w:val="af7"/>
-        <w:spacing w:before="320"/>
-        <w:ind w:left="0"/>
-        <w:jc w:val="center"/>
-        <w:rPr>
-          <w:b/>
-          <w:lang w:val="en-US"/>
-        </w:rPr>
-      </w:pPr>
+        </w:rPr>
+      </w:pPr>
+      <w:r>
+        <w:rPr>
+          <w:rStyle w:val="af4"/>
+        </w:rPr>
+        <w:t xml:space="preserve">Выполнено объединение данных с помощью компонента «Слияние». </w:t>
+      </w:r>
+      <w:r>
+        <w:rPr>
+          <w:rStyle w:val="af4"/>
+        </w:rPr>
+        <w:lastRenderedPageBreak/>
+        <w:t>Рассмотрены различные типы соединений (внутреннее, левое, правое, полное, разность), настроены связи по ключевым полям и проанализирован результат для каждого типа</w:t>
+      </w:r>
       <w:r>
         <w:rPr>
           <w:b/>
@@ -3690,7 +3696,6 @@
           <w:b/>
           <w:lang w:val="en-US"/>
         </w:rPr>
-        <w:lastRenderedPageBreak/>
         <w:drawing>
           <wp:inline distT="0" distB="0" distL="0" distR="0" wp14:anchorId="3188AB88" wp14:editId="696FC60F">
             <wp:extent cx="5940425" cy="3272790"/>
@@ -3744,6 +3749,7 @@
           <w:b/>
           <w:lang w:val="en-US"/>
         </w:rPr>
+        <w:lastRenderedPageBreak/>
         <w:drawing>
           <wp:inline distT="0" distB="0" distL="0" distR="0" wp14:anchorId="1E9D8D2B" wp14:editId="1D3D5F00">
             <wp:extent cx="5258534" cy="4658375"/>
@@ -3797,7 +3803,6 @@
           <w:b/>
           <w:lang w:val="en-US"/>
         </w:rPr>
-        <w:lastRenderedPageBreak/>
         <w:drawing>
           <wp:inline distT="0" distB="0" distL="0" distR="0" wp14:anchorId="7BE6DE1E" wp14:editId="62E41D88">
             <wp:extent cx="4896533" cy="2705478"/>
@@ -3851,6 +3856,7 @@
           <w:b/>
           <w:lang w:val="en-US"/>
         </w:rPr>
+        <w:lastRenderedPageBreak/>
         <w:drawing>
           <wp:inline distT="0" distB="0" distL="0" distR="0" wp14:anchorId="7A93F79F" wp14:editId="69D7DA65">
             <wp:extent cx="5940425" cy="2950210"/>
@@ -3957,7 +3963,6 @@
           <w:b/>
           <w:lang w:val="en-US"/>
         </w:rPr>
-        <w:lastRenderedPageBreak/>
         <w:drawing>
           <wp:inline distT="0" distB="0" distL="0" distR="0" wp14:anchorId="2B2859CC" wp14:editId="17491EBE">
             <wp:extent cx="5940425" cy="4041775"/>
@@ -4014,6 +4019,7 @@
         <w:rPr>
           <w:lang w:eastAsia="zh-CN"/>
         </w:rPr>
+        <w:lastRenderedPageBreak/>
         <w:drawing>
           <wp:inline distT="0" distB="0" distL="0" distR="0" wp14:anchorId="08C5D299" wp14:editId="5230011D">
             <wp:extent cx="4640886" cy="3870960"/>
@@ -4062,7 +4068,6 @@
         <w:rPr>
           <w:lang w:val="en-US" w:eastAsia="zh-CN"/>
         </w:rPr>
-        <w:lastRenderedPageBreak/>
         <w:drawing>
           <wp:inline distT="0" distB="0" distL="0" distR="0" wp14:anchorId="4F48B6D3" wp14:editId="063D5FEF">
             <wp:extent cx="5940425" cy="1661160"/>
@@ -4159,6 +4164,7 @@
         <w:rPr>
           <w:lang w:val="en-US" w:eastAsia="zh-CN"/>
         </w:rPr>
+        <w:lastRenderedPageBreak/>
         <w:drawing>
           <wp:inline distT="0" distB="0" distL="0" distR="0" wp14:anchorId="7E7BDDEA" wp14:editId="650CF65F">
             <wp:extent cx="5940425" cy="1621155"/>
@@ -4255,7 +4261,6 @@
         <w:rPr>
           <w:lang w:val="en-US" w:eastAsia="zh-CN"/>
         </w:rPr>
-        <w:lastRenderedPageBreak/>
         <w:drawing>
           <wp:inline distT="0" distB="0" distL="0" distR="0" wp14:anchorId="6018CED8" wp14:editId="6B6B89DD">
             <wp:extent cx="5940425" cy="2272030"/>
@@ -4343,36 +4348,662 @@
     </w:p>
     <w:p>
       <w:pPr>
+        <w:pStyle w:val="af1"/>
+      </w:pPr>
+      <w:bookmarkStart w:id="18" w:name="_Toc224834302"/>
+      <w:r>
+        <w:lastRenderedPageBreak/>
+        <w:t>Практическое задание №5</w:t>
+      </w:r>
+      <w:bookmarkEnd w:id="18"/>
+    </w:p>
+    <w:p>
+      <w:pPr>
+        <w:pStyle w:val="af3"/>
+      </w:pPr>
+      <w:r>
+        <w:t>С помощью компонента «Соединение» к набору данных добавлено новое поле с общей суммой продаж. Использовались переменные и соединение по порядку строк без ключевых полей.</w:t>
+      </w:r>
+    </w:p>
+    <w:p>
+      <w:pPr>
+        <w:jc w:val="center"/>
+        <w:rPr>
+          <w:lang w:val="en-US" w:eastAsia="zh-CN"/>
+        </w:rPr>
+      </w:pPr>
+      <w:r>
+        <w:rPr>
+          <w:lang w:eastAsia="zh-CN"/>
+        </w:rPr>
+        <w:drawing>
+          <wp:inline distT="0" distB="0" distL="0" distR="0" wp14:anchorId="00EC46AA" wp14:editId="035FA2E1">
+            <wp:extent cx="4172532" cy="2905530"/>
+            <wp:effectExtent l="0" t="0" r="0" b="9525"/>
+            <wp:docPr id="1648444652" name="Рисунок 1"/>
+            <wp:cNvGraphicFramePr>
+              <a:graphicFrameLocks xmlns:a="http://schemas.openxmlformats.org/drawingml/2006/main" noChangeAspect="1"/>
+            </wp:cNvGraphicFramePr>
+            <a:graphic xmlns:a="http://schemas.openxmlformats.org/drawingml/2006/main">
+              <a:graphicData uri="http://schemas.openxmlformats.org/drawingml/2006/picture">
+                <pic:pic xmlns:pic="http://schemas.openxmlformats.org/drawingml/2006/picture">
+                  <pic:nvPicPr>
+                    <pic:cNvPr id="1648444652" name=""/>
+                    <pic:cNvPicPr/>
+                  </pic:nvPicPr>
+                  <pic:blipFill>
+                    <a:blip r:embed="rId45"/>
+                    <a:stretch>
+                      <a:fillRect/>
+                    </a:stretch>
+                  </pic:blipFill>
+                  <pic:spPr>
+                    <a:xfrm>
+                      <a:off x="0" y="0"/>
+                      <a:ext cx="4172532" cy="2905530"/>
+                    </a:xfrm>
+                    <a:prstGeom prst="rect">
+                      <a:avLst/>
+                    </a:prstGeom>
+                  </pic:spPr>
+                </pic:pic>
+              </a:graphicData>
+            </a:graphic>
+          </wp:inline>
+        </w:drawing>
+      </w:r>
+    </w:p>
+    <w:p>
+      <w:pPr>
+        <w:jc w:val="center"/>
+        <w:rPr>
+          <w:lang w:val="en-US" w:eastAsia="zh-CN"/>
+        </w:rPr>
+      </w:pPr>
+      <w:r>
+        <w:rPr>
+          <w:lang w:val="en-US" w:eastAsia="zh-CN"/>
+        </w:rPr>
+        <w:drawing>
+          <wp:inline distT="0" distB="0" distL="0" distR="0" wp14:anchorId="47779C57" wp14:editId="633107F4">
+            <wp:extent cx="5940425" cy="2553970"/>
+            <wp:effectExtent l="0" t="0" r="3175" b="0"/>
+            <wp:docPr id="2025270063" name="Рисунок 1"/>
+            <wp:cNvGraphicFramePr>
+              <a:graphicFrameLocks xmlns:a="http://schemas.openxmlformats.org/drawingml/2006/main" noChangeAspect="1"/>
+            </wp:cNvGraphicFramePr>
+            <a:graphic xmlns:a="http://schemas.openxmlformats.org/drawingml/2006/main">
+              <a:graphicData uri="http://schemas.openxmlformats.org/drawingml/2006/picture">
+                <pic:pic xmlns:pic="http://schemas.openxmlformats.org/drawingml/2006/picture">
+                  <pic:nvPicPr>
+                    <pic:cNvPr id="2025270063" name=""/>
+                    <pic:cNvPicPr/>
+                  </pic:nvPicPr>
+                  <pic:blipFill>
+                    <a:blip r:embed="rId46"/>
+                    <a:stretch>
+                      <a:fillRect/>
+                    </a:stretch>
+                  </pic:blipFill>
+                  <pic:spPr>
+                    <a:xfrm>
+                      <a:off x="0" y="0"/>
+                      <a:ext cx="5940425" cy="2553970"/>
+                    </a:xfrm>
+                    <a:prstGeom prst="rect">
+                      <a:avLst/>
+                    </a:prstGeom>
+                  </pic:spPr>
+                </pic:pic>
+              </a:graphicData>
+            </a:graphic>
+          </wp:inline>
+        </w:drawing>
+      </w:r>
+    </w:p>
+    <w:p>
+      <w:pPr>
+        <w:jc w:val="center"/>
+        <w:rPr>
+          <w:lang w:val="en-US" w:eastAsia="zh-CN"/>
+        </w:rPr>
+      </w:pPr>
+      <w:r>
+        <w:rPr>
+          <w:lang w:val="en-US" w:eastAsia="zh-CN"/>
+        </w:rPr>
+        <w:drawing>
+          <wp:inline distT="0" distB="0" distL="0" distR="0" wp14:anchorId="5C528CD7" wp14:editId="0C270108">
+            <wp:extent cx="5940425" cy="1431290"/>
+            <wp:effectExtent l="0" t="0" r="3175" b="0"/>
+            <wp:docPr id="299515631" name="Рисунок 1"/>
+            <wp:cNvGraphicFramePr>
+              <a:graphicFrameLocks xmlns:a="http://schemas.openxmlformats.org/drawingml/2006/main" noChangeAspect="1"/>
+            </wp:cNvGraphicFramePr>
+            <a:graphic xmlns:a="http://schemas.openxmlformats.org/drawingml/2006/main">
+              <a:graphicData uri="http://schemas.openxmlformats.org/drawingml/2006/picture">
+                <pic:pic xmlns:pic="http://schemas.openxmlformats.org/drawingml/2006/picture">
+                  <pic:nvPicPr>
+                    <pic:cNvPr id="299515631" name=""/>
+                    <pic:cNvPicPr/>
+                  </pic:nvPicPr>
+                  <pic:blipFill>
+                    <a:blip r:embed="rId47"/>
+                    <a:stretch>
+                      <a:fillRect/>
+                    </a:stretch>
+                  </pic:blipFill>
+                  <pic:spPr>
+                    <a:xfrm>
+                      <a:off x="0" y="0"/>
+                      <a:ext cx="5940425" cy="1431290"/>
+                    </a:xfrm>
+                    <a:prstGeom prst="rect">
+                      <a:avLst/>
+                    </a:prstGeom>
+                  </pic:spPr>
+                </pic:pic>
+              </a:graphicData>
+            </a:graphic>
+          </wp:inline>
+        </w:drawing>
+      </w:r>
+    </w:p>
+    <w:p>
+      <w:pPr>
+        <w:jc w:val="center"/>
+        <w:rPr>
+          <w:lang w:val="en-US" w:eastAsia="zh-CN"/>
+        </w:rPr>
+      </w:pPr>
+      <w:r>
+        <w:rPr>
+          <w:lang w:val="en-US" w:eastAsia="zh-CN"/>
+        </w:rPr>
+        <w:lastRenderedPageBreak/>
+        <w:drawing>
+          <wp:inline distT="0" distB="0" distL="0" distR="0" wp14:anchorId="237CD73C" wp14:editId="08B229CD">
+            <wp:extent cx="4427220" cy="2463031"/>
+            <wp:effectExtent l="0" t="0" r="0" b="0"/>
+            <wp:docPr id="566925286" name="Рисунок 1"/>
+            <wp:cNvGraphicFramePr>
+              <a:graphicFrameLocks xmlns:a="http://schemas.openxmlformats.org/drawingml/2006/main" noChangeAspect="1"/>
+            </wp:cNvGraphicFramePr>
+            <a:graphic xmlns:a="http://schemas.openxmlformats.org/drawingml/2006/main">
+              <a:graphicData uri="http://schemas.openxmlformats.org/drawingml/2006/picture">
+                <pic:pic xmlns:pic="http://schemas.openxmlformats.org/drawingml/2006/picture">
+                  <pic:nvPicPr>
+                    <pic:cNvPr id="566925286" name=""/>
+                    <pic:cNvPicPr/>
+                  </pic:nvPicPr>
+                  <pic:blipFill>
+                    <a:blip r:embed="rId48"/>
+                    <a:stretch>
+                      <a:fillRect/>
+                    </a:stretch>
+                  </pic:blipFill>
+                  <pic:spPr>
+                    <a:xfrm>
+                      <a:off x="0" y="0"/>
+                      <a:ext cx="4431024" cy="2465147"/>
+                    </a:xfrm>
+                    <a:prstGeom prst="rect">
+                      <a:avLst/>
+                    </a:prstGeom>
+                  </pic:spPr>
+                </pic:pic>
+              </a:graphicData>
+            </a:graphic>
+          </wp:inline>
+        </w:drawing>
+      </w:r>
+    </w:p>
+    <w:p>
+      <w:pPr>
+        <w:jc w:val="center"/>
+        <w:rPr>
+          <w:lang w:val="en-US" w:eastAsia="zh-CN"/>
+        </w:rPr>
+      </w:pPr>
+      <w:r>
+        <w:rPr>
+          <w:lang w:val="en-US" w:eastAsia="zh-CN"/>
+        </w:rPr>
+        <w:drawing>
+          <wp:inline distT="0" distB="0" distL="0" distR="0" wp14:anchorId="58812315" wp14:editId="17C69B55">
+            <wp:extent cx="5940425" cy="2244725"/>
+            <wp:effectExtent l="0" t="0" r="3175" b="3175"/>
+            <wp:docPr id="624341766" name="Рисунок 1"/>
+            <wp:cNvGraphicFramePr>
+              <a:graphicFrameLocks xmlns:a="http://schemas.openxmlformats.org/drawingml/2006/main" noChangeAspect="1"/>
+            </wp:cNvGraphicFramePr>
+            <a:graphic xmlns:a="http://schemas.openxmlformats.org/drawingml/2006/main">
+              <a:graphicData uri="http://schemas.openxmlformats.org/drawingml/2006/picture">
+                <pic:pic xmlns:pic="http://schemas.openxmlformats.org/drawingml/2006/picture">
+                  <pic:nvPicPr>
+                    <pic:cNvPr id="624341766" name=""/>
+                    <pic:cNvPicPr/>
+                  </pic:nvPicPr>
+                  <pic:blipFill>
+                    <a:blip r:embed="rId49"/>
+                    <a:stretch>
+                      <a:fillRect/>
+                    </a:stretch>
+                  </pic:blipFill>
+                  <pic:spPr>
+                    <a:xfrm>
+                      <a:off x="0" y="0"/>
+                      <a:ext cx="5940425" cy="2244725"/>
+                    </a:xfrm>
+                    <a:prstGeom prst="rect">
+                      <a:avLst/>
+                    </a:prstGeom>
+                  </pic:spPr>
+                </pic:pic>
+              </a:graphicData>
+            </a:graphic>
+          </wp:inline>
+        </w:drawing>
+      </w:r>
+    </w:p>
+    <w:p>
+      <w:pPr>
+        <w:pStyle w:val="af1"/>
+      </w:pPr>
+      <w:bookmarkStart w:id="19" w:name="_Toc224834303"/>
+      <w:r>
+        <w:t>Практическое задание №6</w:t>
+      </w:r>
+      <w:bookmarkEnd w:id="19"/>
+    </w:p>
+    <w:p>
+      <w:pPr>
+        <w:pStyle w:val="af3"/>
+      </w:pPr>
+      <w:r>
+        <w:t>Выполнено обогащение данных с использованием компонента «Дополнение данных». К основному набору подключены несколько справочников, настроены связи по ключевым полям и получен расширенный набор данных.</w:t>
+      </w:r>
+    </w:p>
+    <w:p>
+      <w:pPr>
+        <w:jc w:val="center"/>
+        <w:rPr>
+          <w:lang w:eastAsia="zh-CN"/>
+        </w:rPr>
+      </w:pPr>
+      <w:r>
+        <w:rPr>
+          <w:lang w:val="en-US" w:eastAsia="zh-CN"/>
+        </w:rPr>
+        <w:lastRenderedPageBreak/>
+        <w:drawing>
+          <wp:inline distT="0" distB="0" distL="0" distR="0" wp14:anchorId="68AC7264" wp14:editId="3AAD53F3">
+            <wp:extent cx="3153215" cy="5858693"/>
+            <wp:effectExtent l="0" t="0" r="9525" b="8890"/>
+            <wp:docPr id="1397648148" name="Рисунок 1"/>
+            <wp:cNvGraphicFramePr>
+              <a:graphicFrameLocks xmlns:a="http://schemas.openxmlformats.org/drawingml/2006/main" noChangeAspect="1"/>
+            </wp:cNvGraphicFramePr>
+            <a:graphic xmlns:a="http://schemas.openxmlformats.org/drawingml/2006/main">
+              <a:graphicData uri="http://schemas.openxmlformats.org/drawingml/2006/picture">
+                <pic:pic xmlns:pic="http://schemas.openxmlformats.org/drawingml/2006/picture">
+                  <pic:nvPicPr>
+                    <pic:cNvPr id="1397648148" name=""/>
+                    <pic:cNvPicPr/>
+                  </pic:nvPicPr>
+                  <pic:blipFill>
+                    <a:blip r:embed="rId50"/>
+                    <a:stretch>
+                      <a:fillRect/>
+                    </a:stretch>
+                  </pic:blipFill>
+                  <pic:spPr>
+                    <a:xfrm>
+                      <a:off x="0" y="0"/>
+                      <a:ext cx="3153215" cy="5858693"/>
+                    </a:xfrm>
+                    <a:prstGeom prst="rect">
+                      <a:avLst/>
+                    </a:prstGeom>
+                  </pic:spPr>
+                </pic:pic>
+              </a:graphicData>
+            </a:graphic>
+          </wp:inline>
+        </w:drawing>
+      </w:r>
+    </w:p>
+    <w:p>
+      <w:pPr>
+        <w:jc w:val="center"/>
+        <w:rPr>
+          <w:lang w:eastAsia="zh-CN"/>
+        </w:rPr>
+      </w:pPr>
+      <w:r>
+        <w:rPr>
+          <w:lang w:eastAsia="zh-CN"/>
+        </w:rPr>
+        <w:lastRenderedPageBreak/>
+        <w:drawing>
+          <wp:inline distT="0" distB="0" distL="0" distR="0" wp14:anchorId="0862B27A" wp14:editId="4D65A7B5">
+            <wp:extent cx="4734586" cy="5410955"/>
+            <wp:effectExtent l="0" t="0" r="8890" b="0"/>
+            <wp:docPr id="1342521695" name="Рисунок 1"/>
+            <wp:cNvGraphicFramePr>
+              <a:graphicFrameLocks xmlns:a="http://schemas.openxmlformats.org/drawingml/2006/main" noChangeAspect="1"/>
+            </wp:cNvGraphicFramePr>
+            <a:graphic xmlns:a="http://schemas.openxmlformats.org/drawingml/2006/main">
+              <a:graphicData uri="http://schemas.openxmlformats.org/drawingml/2006/picture">
+                <pic:pic xmlns:pic="http://schemas.openxmlformats.org/drawingml/2006/picture">
+                  <pic:nvPicPr>
+                    <pic:cNvPr id="1342521695" name=""/>
+                    <pic:cNvPicPr/>
+                  </pic:nvPicPr>
+                  <pic:blipFill>
+                    <a:blip r:embed="rId51"/>
+                    <a:stretch>
+                      <a:fillRect/>
+                    </a:stretch>
+                  </pic:blipFill>
+                  <pic:spPr>
+                    <a:xfrm>
+                      <a:off x="0" y="0"/>
+                      <a:ext cx="4734586" cy="5410955"/>
+                    </a:xfrm>
+                    <a:prstGeom prst="rect">
+                      <a:avLst/>
+                    </a:prstGeom>
+                  </pic:spPr>
+                </pic:pic>
+              </a:graphicData>
+            </a:graphic>
+          </wp:inline>
+        </w:drawing>
+      </w:r>
+    </w:p>
+    <w:p>
+      <w:pPr>
+        <w:jc w:val="center"/>
+        <w:rPr>
+          <w:lang w:eastAsia="zh-CN"/>
+        </w:rPr>
+      </w:pPr>
+      <w:r>
+        <w:rPr>
+          <w:lang w:eastAsia="zh-CN"/>
+        </w:rPr>
+        <w:drawing>
+          <wp:inline distT="0" distB="0" distL="0" distR="0" wp14:anchorId="49E6AA26" wp14:editId="24B86B66">
+            <wp:extent cx="5940425" cy="901700"/>
+            <wp:effectExtent l="0" t="0" r="3175" b="0"/>
+            <wp:docPr id="2082331258" name="Рисунок 1"/>
+            <wp:cNvGraphicFramePr>
+              <a:graphicFrameLocks xmlns:a="http://schemas.openxmlformats.org/drawingml/2006/main" noChangeAspect="1"/>
+            </wp:cNvGraphicFramePr>
+            <a:graphic xmlns:a="http://schemas.openxmlformats.org/drawingml/2006/main">
+              <a:graphicData uri="http://schemas.openxmlformats.org/drawingml/2006/picture">
+                <pic:pic xmlns:pic="http://schemas.openxmlformats.org/drawingml/2006/picture">
+                  <pic:nvPicPr>
+                    <pic:cNvPr id="2082331258" name=""/>
+                    <pic:cNvPicPr/>
+                  </pic:nvPicPr>
+                  <pic:blipFill>
+                    <a:blip r:embed="rId52"/>
+                    <a:stretch>
+                      <a:fillRect/>
+                    </a:stretch>
+                  </pic:blipFill>
+                  <pic:spPr>
+                    <a:xfrm>
+                      <a:off x="0" y="0"/>
+                      <a:ext cx="5940425" cy="901700"/>
+                    </a:xfrm>
+                    <a:prstGeom prst="rect">
+                      <a:avLst/>
+                    </a:prstGeom>
+                  </pic:spPr>
+                </pic:pic>
+              </a:graphicData>
+            </a:graphic>
+          </wp:inline>
+        </w:drawing>
+      </w:r>
+    </w:p>
+    <w:p>
+      <w:pPr>
+        <w:jc w:val="center"/>
+        <w:rPr>
+          <w:lang w:eastAsia="zh-CN"/>
+        </w:rPr>
+      </w:pPr>
+      <w:r>
+        <w:rPr>
+          <w:lang w:eastAsia="zh-CN"/>
+        </w:rPr>
+        <w:lastRenderedPageBreak/>
+        <w:drawing>
+          <wp:inline distT="0" distB="0" distL="0" distR="0" wp14:anchorId="45CD3E78" wp14:editId="6A5047C6">
+            <wp:extent cx="5940425" cy="4512310"/>
+            <wp:effectExtent l="0" t="0" r="3175" b="2540"/>
+            <wp:docPr id="688149295" name="Рисунок 1"/>
+            <wp:cNvGraphicFramePr>
+              <a:graphicFrameLocks xmlns:a="http://schemas.openxmlformats.org/drawingml/2006/main" noChangeAspect="1"/>
+            </wp:cNvGraphicFramePr>
+            <a:graphic xmlns:a="http://schemas.openxmlformats.org/drawingml/2006/main">
+              <a:graphicData uri="http://schemas.openxmlformats.org/drawingml/2006/picture">
+                <pic:pic xmlns:pic="http://schemas.openxmlformats.org/drawingml/2006/picture">
+                  <pic:nvPicPr>
+                    <pic:cNvPr id="688149295" name=""/>
+                    <pic:cNvPicPr/>
+                  </pic:nvPicPr>
+                  <pic:blipFill>
+                    <a:blip r:embed="rId53"/>
+                    <a:stretch>
+                      <a:fillRect/>
+                    </a:stretch>
+                  </pic:blipFill>
+                  <pic:spPr>
+                    <a:xfrm>
+                      <a:off x="0" y="0"/>
+                      <a:ext cx="5940425" cy="4512310"/>
+                    </a:xfrm>
+                    <a:prstGeom prst="rect">
+                      <a:avLst/>
+                    </a:prstGeom>
+                  </pic:spPr>
+                </pic:pic>
+              </a:graphicData>
+            </a:graphic>
+          </wp:inline>
+        </w:drawing>
+      </w:r>
+    </w:p>
+    <w:p>
+      <w:pPr>
+        <w:pStyle w:val="af1"/>
+      </w:pPr>
+      <w:bookmarkStart w:id="20" w:name="_Toc224834304"/>
+      <w:r>
+        <w:t>Практическое задание №7</w:t>
+      </w:r>
+      <w:bookmarkEnd w:id="20"/>
+    </w:p>
+    <w:p>
+      <w:pPr>
+        <w:pStyle w:val="af3"/>
+      </w:pPr>
+      <w:r>
+        <w:t>С помощью компонента «Объединение» выполнено добавление записей из одного набора данных в другой. Настроено соответствие полей, в результате получен единый набор с увеличенным количеством строк.</w:t>
+      </w:r>
+    </w:p>
+    <w:p>
+      <w:pPr>
         <w:pStyle w:val="af7"/>
-        <w:spacing w:before="134" w:line="362" w:lineRule="auto"/>
-        <w:ind w:right="479" w:firstLine="566"/>
+        <w:spacing w:line="357" w:lineRule="auto"/>
+        <w:ind w:right="474" w:firstLine="566"/>
         <w:jc w:val="center"/>
-      </w:pPr>
-      <w:r>
         <w:rPr>
           <w:b/>
         </w:rPr>
-        <w:t>Практическое задание №5</w:t>
-      </w:r>
-    </w:p>
-    <w:p>
-      <w:pPr>
+      </w:pPr>
+      <w:r>
+        <w:rPr>
+          <w:b/>
+        </w:rPr>
+        <w:drawing>
+          <wp:inline distT="0" distB="0" distL="0" distR="0" wp14:anchorId="184E3066" wp14:editId="0AA375E6">
+            <wp:extent cx="4982270" cy="3019846"/>
+            <wp:effectExtent l="0" t="0" r="8890" b="9525"/>
+            <wp:docPr id="649319240" name="Рисунок 1"/>
+            <wp:cNvGraphicFramePr>
+              <a:graphicFrameLocks xmlns:a="http://schemas.openxmlformats.org/drawingml/2006/main" noChangeAspect="1"/>
+            </wp:cNvGraphicFramePr>
+            <a:graphic xmlns:a="http://schemas.openxmlformats.org/drawingml/2006/main">
+              <a:graphicData uri="http://schemas.openxmlformats.org/drawingml/2006/picture">
+                <pic:pic xmlns:pic="http://schemas.openxmlformats.org/drawingml/2006/picture">
+                  <pic:nvPicPr>
+                    <pic:cNvPr id="649319240" name=""/>
+                    <pic:cNvPicPr/>
+                  </pic:nvPicPr>
+                  <pic:blipFill>
+                    <a:blip r:embed="rId54"/>
+                    <a:stretch>
+                      <a:fillRect/>
+                    </a:stretch>
+                  </pic:blipFill>
+                  <pic:spPr>
+                    <a:xfrm>
+                      <a:off x="0" y="0"/>
+                      <a:ext cx="4982270" cy="3019846"/>
+                    </a:xfrm>
+                    <a:prstGeom prst="rect">
+                      <a:avLst/>
+                    </a:prstGeom>
+                  </pic:spPr>
+                </pic:pic>
+              </a:graphicData>
+            </a:graphic>
+          </wp:inline>
+        </w:drawing>
+      </w:r>
+    </w:p>
+    <w:p>
+      <w:pPr>
+        <w:pStyle w:val="af7"/>
+        <w:spacing w:line="357" w:lineRule="auto"/>
+        <w:ind w:right="474" w:firstLine="566"/>
         <w:jc w:val="center"/>
         <w:rPr>
-          <w:lang w:val="en-US" w:eastAsia="zh-CN"/>
-        </w:rPr>
-      </w:pPr>
-    </w:p>
-    <w:p>
-      <w:pPr>
+          <w:b/>
+        </w:rPr>
+      </w:pPr>
+      <w:r>
+        <w:rPr>
+          <w:b/>
+        </w:rPr>
+        <w:lastRenderedPageBreak/>
+        <w:drawing>
+          <wp:inline distT="0" distB="0" distL="0" distR="0" wp14:anchorId="2CA8D476" wp14:editId="4E588657">
+            <wp:extent cx="5940425" cy="2707640"/>
+            <wp:effectExtent l="0" t="0" r="3175" b="0"/>
+            <wp:docPr id="315588878" name="Рисунок 1"/>
+            <wp:cNvGraphicFramePr>
+              <a:graphicFrameLocks xmlns:a="http://schemas.openxmlformats.org/drawingml/2006/main" noChangeAspect="1"/>
+            </wp:cNvGraphicFramePr>
+            <a:graphic xmlns:a="http://schemas.openxmlformats.org/drawingml/2006/main">
+              <a:graphicData uri="http://schemas.openxmlformats.org/drawingml/2006/picture">
+                <pic:pic xmlns:pic="http://schemas.openxmlformats.org/drawingml/2006/picture">
+                  <pic:nvPicPr>
+                    <pic:cNvPr id="315588878" name=""/>
+                    <pic:cNvPicPr/>
+                  </pic:nvPicPr>
+                  <pic:blipFill>
+                    <a:blip r:embed="rId55"/>
+                    <a:stretch>
+                      <a:fillRect/>
+                    </a:stretch>
+                  </pic:blipFill>
+                  <pic:spPr>
+                    <a:xfrm>
+                      <a:off x="0" y="0"/>
+                      <a:ext cx="5940425" cy="2707640"/>
+                    </a:xfrm>
+                    <a:prstGeom prst="rect">
+                      <a:avLst/>
+                    </a:prstGeom>
+                  </pic:spPr>
+                </pic:pic>
+              </a:graphicData>
+            </a:graphic>
+          </wp:inline>
+        </w:drawing>
+      </w:r>
+    </w:p>
+    <w:p>
+      <w:pPr>
+        <w:pStyle w:val="af7"/>
+        <w:spacing w:line="357" w:lineRule="auto"/>
+        <w:ind w:right="474" w:firstLine="566"/>
         <w:jc w:val="center"/>
         <w:rPr>
-          <w:lang w:val="en-US" w:eastAsia="zh-CN"/>
+          <w:b/>
+        </w:rPr>
+      </w:pPr>
+      <w:r>
+        <w:rPr>
+          <w:b/>
+        </w:rPr>
+        <w:drawing>
+          <wp:inline distT="0" distB="0" distL="0" distR="0" wp14:anchorId="4AE49619" wp14:editId="7D09B54E">
+            <wp:extent cx="5940425" cy="1417955"/>
+            <wp:effectExtent l="0" t="0" r="3175" b="0"/>
+            <wp:docPr id="1391396483" name="Рисунок 1"/>
+            <wp:cNvGraphicFramePr>
+              <a:graphicFrameLocks xmlns:a="http://schemas.openxmlformats.org/drawingml/2006/main" noChangeAspect="1"/>
+            </wp:cNvGraphicFramePr>
+            <a:graphic xmlns:a="http://schemas.openxmlformats.org/drawingml/2006/main">
+              <a:graphicData uri="http://schemas.openxmlformats.org/drawingml/2006/picture">
+                <pic:pic xmlns:pic="http://schemas.openxmlformats.org/drawingml/2006/picture">
+                  <pic:nvPicPr>
+                    <pic:cNvPr id="1391396483" name=""/>
+                    <pic:cNvPicPr/>
+                  </pic:nvPicPr>
+                  <pic:blipFill>
+                    <a:blip r:embed="rId56"/>
+                    <a:stretch>
+                      <a:fillRect/>
+                    </a:stretch>
+                  </pic:blipFill>
+                  <pic:spPr>
+                    <a:xfrm>
+                      <a:off x="0" y="0"/>
+                      <a:ext cx="5940425" cy="1417955"/>
+                    </a:xfrm>
+                    <a:prstGeom prst="rect">
+                      <a:avLst/>
+                    </a:prstGeom>
+                  </pic:spPr>
+                </pic:pic>
+              </a:graphicData>
+            </a:graphic>
+          </wp:inline>
+        </w:drawing>
+      </w:r>
+    </w:p>
+    <w:p>
+      <w:pPr>
+        <w:pStyle w:val="af7"/>
+        <w:spacing w:line="357" w:lineRule="auto"/>
+        <w:ind w:right="474" w:firstLine="566"/>
+        <w:jc w:val="center"/>
+        <w:rPr>
+          <w:b/>
         </w:rPr>
       </w:pPr>
     </w:p>
     <w:sectPr>
-      <w:footerReference w:type="default" r:id="rId45"/>
+      <w:footerReference w:type="default" r:id="rId57"/>
       <w:pgSz w:w="11906" w:h="16838"/>
       <w:pgMar w:top="1134" w:right="850" w:bottom="1134" w:left="1701" w:header="720" w:footer="720" w:gutter="0"/>
       <w:cols w:space="720"/>
@@ -5119,7 +5750,6 @@
   <w:style w:type="character" w:default="1" w:styleId="a0">
     <w:name w:val="Default Paragraph Font"/>
     <w:uiPriority w:val="1"/>
-    <w:semiHidden/>
     <w:unhideWhenUsed/>
   </w:style>
   <w:style w:type="table" w:default="1" w:styleId="a1">
